--- a/00-首页/题组Word/初赛模拟卷/初赛模拟卷II（非有机·答案版）.docx
+++ b/00-首页/题组Word/初赛模拟卷/初赛模拟卷II（非有机·答案版）.docx
@@ -55,6 +55,7 @@
     <w:p>
       <w:pPr>
         <w:pStyle w:val="BlockText"/>
+        <w:ind w:firstLine="420"/>
       </w:pPr>
       <w:r>
         <w:rPr>
@@ -787,6 +788,7 @@
     <w:p>
       <w:pPr>
         <w:pStyle w:val="BlockText"/>
+        <w:ind w:firstLine="420"/>
       </w:pPr>
       <w:r>
         <w:rPr>
@@ -882,6 +884,7 @@
     <w:p>
       <w:pPr>
         <w:pStyle w:val="FirstParagraph"/>
+        <w:ind w:firstLine="420"/>
       </w:pPr>
       <w:r>
         <w:rPr>
@@ -899,6 +902,7 @@
     <w:p>
       <w:pPr>
         <w:pStyle w:val="BodyText"/>
+        <w:ind w:firstLine="420"/>
       </w:pPr>
       <w:r>
         <w:rPr>
@@ -1116,6 +1120,7 @@
     <w:p>
       <w:pPr>
         <w:pStyle w:val="BodyText"/>
+        <w:ind w:firstLine="420"/>
       </w:pPr>
       <w:r>
         <w:rPr>
@@ -1333,6 +1338,7 @@
     <w:p>
       <w:pPr>
         <w:pStyle w:val="BodyText"/>
+        <w:ind w:firstLine="420"/>
       </w:pPr>
       <w:r>
         <w:rPr>
@@ -1475,6 +1481,7 @@
     <w:p>
       <w:pPr>
         <w:pStyle w:val="BodyText"/>
+        <w:ind w:firstLine="420"/>
       </w:pPr>
       <w:r>
         <w:rPr>
@@ -1563,6 +1570,7 @@
     <w:p>
       <w:pPr>
         <w:pStyle w:val="BodyText"/>
+        <w:ind w:firstLine="420"/>
       </w:pPr>
       <w:r>
         <w:rPr>
@@ -1646,6 +1654,7 @@
     <w:p>
       <w:pPr>
         <w:pStyle w:val="BodyText"/>
+        <w:ind w:firstLine="420"/>
       </w:pPr>
       <w:r>
         <w:rPr>
@@ -1730,6 +1739,7 @@
     <w:p>
       <w:pPr>
         <w:pStyle w:val="FirstParagraph"/>
+        <w:ind w:firstLine="420"/>
       </w:pPr>
       <w:r>
         <w:rPr>
@@ -2041,6 +2051,7 @@
     <w:p>
       <w:pPr>
         <w:pStyle w:val="FirstParagraph"/>
+        <w:ind w:firstLine="420"/>
       </w:pPr>
       <w:r>
         <w:rPr>
@@ -2123,6 +2134,7 @@
     <w:p>
       <w:pPr>
         <w:pStyle w:val="BodyText"/>
+        <w:ind w:firstLine="420"/>
       </w:pPr>
       <w:r>
         <w:rPr>
@@ -2431,6 +2443,7 @@
     <w:p>
       <w:pPr>
         <w:pStyle w:val="FirstParagraph"/>
+        <w:ind w:firstLine="420"/>
       </w:pPr>
       <w:r>
         <w:rPr>
@@ -2620,6 +2633,7 @@
     <w:p>
       <w:pPr>
         <w:pStyle w:val="BodyText"/>
+        <w:ind w:firstLine="420"/>
       </w:pPr>
       <w:r>
         <w:rPr>
@@ -2874,6 +2888,7 @@
     <w:p>
       <w:pPr>
         <w:pStyle w:val="FirstParagraph"/>
+        <w:ind w:firstLine="420"/>
       </w:pPr>
       <w:r>
         <w:rPr>
@@ -3021,6 +3036,7 @@
     <w:p>
       <w:pPr>
         <w:pStyle w:val="BodyText"/>
+        <w:ind w:firstLine="420"/>
       </w:pPr>
       <w:r>
         <w:rPr>
@@ -3212,6 +3228,7 @@
     <w:p>
       <w:pPr>
         <w:pStyle w:val="FirstParagraph"/>
+        <w:ind w:firstLine="420"/>
       </w:pPr>
       <w:r>
         <w:rPr>
@@ -3385,6 +3402,7 @@
     <w:p>
       <w:pPr>
         <w:pStyle w:val="FirstParagraph"/>
+        <w:ind w:firstLine="420"/>
       </w:pPr>
       <w:r>
         <w:rPr>
@@ -3683,6 +3701,7 @@
     <w:p>
       <w:pPr>
         <w:pStyle w:val="BlockText"/>
+        <w:ind w:firstLine="420"/>
       </w:pPr>
       <w:r>
         <w:rPr>
@@ -3778,6 +3797,7 @@
     <w:p>
       <w:pPr>
         <w:pStyle w:val="FirstParagraph"/>
+        <w:ind w:firstLine="420"/>
       </w:pPr>
       <w:r>
         <w:rPr>
@@ -4043,6 +4063,7 @@
     <w:p>
       <w:pPr>
         <w:pStyle w:val="BodyText"/>
+        <w:ind w:firstLine="420"/>
       </w:pPr>
       <w:r>
         <w:rPr>
@@ -4078,6 +4099,7 @@
     <w:p>
       <w:pPr>
         <w:pStyle w:val="BodyText"/>
+        <w:ind w:firstLine="420"/>
       </w:pPr>
       <w:r>
         <w:rPr>
@@ -4138,6 +4160,7 @@
     <w:p>
       <w:pPr>
         <w:pStyle w:val="FirstParagraph"/>
+        <w:ind w:firstLine="420"/>
       </w:pPr>
       <w:r>
         <w:rPr>
@@ -4161,6 +4184,7 @@
     <w:p>
       <w:pPr>
         <w:pStyle w:val="BodyText"/>
+        <w:ind w:firstLine="420"/>
       </w:pPr>
       <w:r>
         <w:rPr>
@@ -4282,6 +4306,7 @@
     <w:p>
       <w:pPr>
         <w:pStyle w:val="BodyText"/>
+        <w:ind w:firstLine="420"/>
       </w:pPr>
       <w:r>
         <w:rPr>
@@ -4450,6 +4475,7 @@
     <w:p>
       <w:pPr>
         <w:pStyle w:val="FirstParagraph"/>
+        <w:ind w:firstLine="420"/>
       </w:pPr>
       <w:r>
         <w:rPr>
@@ -4483,6 +4509,7 @@
           <w:ilvl w:val="0"/>
           <w:numId w:val="1001"/>
         </w:numPr>
+        <w:ind w:firstLine="420"/>
       </w:pPr>
       <m:oMath>
         <m:r>
@@ -4564,6 +4591,7 @@
           <w:ilvl w:val="0"/>
           <w:numId w:val="1001"/>
         </w:numPr>
+        <w:ind w:firstLine="420"/>
       </w:pPr>
       <m:oMath>
         <m:r>
@@ -4645,6 +4673,7 @@
           <w:ilvl w:val="0"/>
           <w:numId w:val="1001"/>
         </w:numPr>
+        <w:ind w:firstLine="420"/>
       </w:pPr>
       <m:oMath>
         <m:r>
@@ -4752,6 +4781,7 @@
     <w:p>
       <w:pPr>
         <w:pStyle w:val="FirstParagraph"/>
+        <w:ind w:firstLine="420"/>
       </w:pPr>
       <w:r>
         <w:rPr>
@@ -4902,6 +4932,7 @@
     <w:p>
       <w:pPr>
         <w:pStyle w:val="BodyText"/>
+        <w:ind w:firstLine="420"/>
       </w:pPr>
       <w:r>
         <w:rPr>
@@ -5103,6 +5134,7 @@
     <w:p>
       <w:pPr>
         <w:pStyle w:val="FirstParagraph"/>
+        <w:ind w:firstLine="420"/>
       </w:pPr>
       <w:r>
         <w:rPr>
@@ -5164,6 +5196,7 @@
     <w:p>
       <w:pPr>
         <w:pStyle w:val="BodyText"/>
+        <w:ind w:firstLine="420"/>
       </w:pPr>
       <w:r>
         <w:rPr>
@@ -5283,6 +5316,7 @@
     <w:p>
       <w:pPr>
         <w:pStyle w:val="FirstParagraph"/>
+        <w:ind w:firstLine="420"/>
       </w:pPr>
       <w:r>
         <w:rPr>
@@ -5312,6 +5346,7 @@
     <w:p>
       <w:pPr>
         <w:pStyle w:val="BodyText"/>
+        <w:ind w:firstLine="420"/>
       </w:pPr>
       <w:r>
         <w:rPr>
@@ -5335,6 +5370,7 @@
     <w:p>
       <w:pPr>
         <w:pStyle w:val="BodyText"/>
+        <w:ind w:firstLine="420"/>
       </w:pPr>
       <w:r>
         <w:rPr>
@@ -5467,6 +5503,7 @@
     <w:p>
       <w:pPr>
         <w:pStyle w:val="BodyText"/>
+        <w:ind w:firstLine="420"/>
       </w:pPr>
       <w:r>
         <w:rPr>
@@ -5853,6 +5890,7 @@
     <w:p>
       <w:pPr>
         <w:pStyle w:val="BlockText"/>
+        <w:ind w:firstLine="420"/>
       </w:pPr>
       <w:r>
         <w:rPr>
@@ -5948,6 +5986,7 @@
     <w:p>
       <w:pPr>
         <w:pStyle w:val="FirstParagraph"/>
+        <w:ind w:firstLine="420"/>
       </w:pPr>
       <w:r>
         <w:rPr>
@@ -6059,6 +6098,7 @@
     <w:p>
       <w:pPr>
         <w:pStyle w:val="BodyText"/>
+        <w:ind w:firstLine="420"/>
       </w:pPr>
       <w:r>
         <w:rPr>
@@ -6263,6 +6303,7 @@
     <w:p>
       <w:pPr>
         <w:pStyle w:val="BodyText"/>
+        <w:ind w:firstLine="420"/>
       </w:pPr>
       <w:r>
         <w:rPr>
@@ -6509,6 +6550,7 @@
     <w:p>
       <w:pPr>
         <w:pStyle w:val="BodyText"/>
+        <w:ind w:firstLine="420"/>
       </w:pPr>
       <w:r>
         <w:rPr>
@@ -6544,6 +6586,7 @@
     <w:p>
       <w:pPr>
         <w:pStyle w:val="BodyText"/>
+        <w:ind w:firstLine="420"/>
       </w:pPr>
       <w:r>
         <w:rPr>
@@ -6674,6 +6717,7 @@
     <w:p>
       <w:pPr>
         <w:pStyle w:val="FirstParagraph"/>
+        <w:ind w:firstLine="420"/>
       </w:pPr>
       <w:r>
         <w:rPr>
@@ -6837,6 +6881,7 @@
     <w:p>
       <w:pPr>
         <w:pStyle w:val="FirstParagraph"/>
+        <w:ind w:firstLine="420"/>
       </w:pPr>
       <w:r>
         <w:rPr>
@@ -7030,6 +7075,7 @@
     <w:p>
       <w:pPr>
         <w:pStyle w:val="BodyText"/>
+        <w:ind w:firstLine="420"/>
       </w:pPr>
       <w:r>
         <w:rPr>
@@ -7289,6 +7335,7 @@
     <w:p>
       <w:pPr>
         <w:pStyle w:val="BodyText"/>
+        <w:ind w:firstLine="420"/>
       </w:pPr>
       <w:r>
         <w:rPr>
@@ -7312,6 +7359,7 @@
     <w:p>
       <w:pPr>
         <w:pStyle w:val="BodyText"/>
+        <w:ind w:firstLine="420"/>
       </w:pPr>
       <w:r>
         <w:rPr>
@@ -7832,6 +7880,7 @@
     <w:p>
       <w:pPr>
         <w:pStyle w:val="FirstParagraph"/>
+        <w:ind w:firstLine="420"/>
       </w:pPr>
       <w:r>
         <w:rPr>
@@ -8364,6 +8413,7 @@
     <w:p>
       <w:pPr>
         <w:pStyle w:val="FirstParagraph"/>
+        <w:ind w:firstLine="420"/>
       </w:pPr>
       <w:r>
         <w:rPr>
@@ -8447,6 +8497,7 @@
     <w:p>
       <w:pPr>
         <w:pStyle w:val="BodyText"/>
+        <w:ind w:firstLine="420"/>
       </w:pPr>
       <w:r>
         <w:rPr>
@@ -8830,6 +8881,7 @@
     <w:p>
       <w:pPr>
         <w:pStyle w:val="FirstParagraph"/>
+        <w:ind w:firstLine="420"/>
       </w:pPr>
       <w:r>
         <w:rPr>
@@ -8968,6 +9020,7 @@
     <w:p>
       <w:pPr>
         <w:pStyle w:val="BlockText"/>
+        <w:ind w:firstLine="420"/>
       </w:pPr>
       <w:r>
         <w:rPr>
@@ -9075,6 +9128,7 @@
     <w:p>
       <w:pPr>
         <w:pStyle w:val="FirstParagraph"/>
+        <w:ind w:firstLine="420"/>
       </w:pPr>
       <w:r>
         <w:rPr>
@@ -9239,6 +9293,7 @@
     <w:p>
       <w:pPr>
         <w:pStyle w:val="FirstParagraph"/>
+        <w:ind w:firstLine="420"/>
       </w:pPr>
       <w:r>
         <w:rPr>
@@ -9280,6 +9335,7 @@
     <w:p>
       <w:pPr>
         <w:pStyle w:val="BodyText"/>
+        <w:ind w:firstLine="420"/>
       </w:pPr>
       <w:r>
         <w:rPr>
@@ -9339,6 +9395,7 @@
     <w:p>
       <w:pPr>
         <w:pStyle w:val="BodyText"/>
+        <w:ind w:firstLine="420"/>
       </w:pPr>
       <w:r>
         <w:rPr>
@@ -9382,6 +9439,7 @@
     <w:p>
       <w:pPr>
         <w:pStyle w:val="BodyText"/>
+        <w:ind w:firstLine="420"/>
       </w:pPr>
       <w:r>
         <w:rPr>
@@ -9760,6 +9818,7 @@
     <w:p>
       <w:pPr>
         <w:pStyle w:val="FirstParagraph"/>
+        <w:ind w:firstLine="420"/>
       </w:pPr>
       <w:r>
         <w:rPr>
@@ -10041,6 +10100,7 @@
     <w:p>
       <w:pPr>
         <w:pStyle w:val="BodyText"/>
+        <w:ind w:firstLine="420"/>
       </w:pPr>
       <w:r>
         <w:rPr>
@@ -10197,6 +10257,7 @@
     <w:p>
       <w:pPr>
         <w:pStyle w:val="BodyText"/>
+        <w:ind w:firstLine="420"/>
       </w:pPr>
       <w:r>
         <w:rPr>
@@ -10575,6 +10636,7 @@
     <w:p>
       <w:pPr>
         <w:pStyle w:val="FirstParagraph"/>
+        <w:ind w:firstLine="420"/>
       </w:pPr>
       <w:r>
         <w:rPr>
@@ -10649,6 +10711,7 @@
     <w:p>
       <w:pPr>
         <w:pStyle w:val="BodyText"/>
+        <w:ind w:firstLine="420"/>
       </w:pPr>
       <w:r>
         <w:rPr>
@@ -11038,6 +11101,7 @@
     <w:p>
       <w:pPr>
         <w:pStyle w:val="BlockText"/>
+        <w:ind w:firstLine="420"/>
       </w:pPr>
       <w:r>
         <w:rPr>
@@ -11364,6 +11428,7 @@
     <w:p>
       <w:pPr>
         <w:pStyle w:val="BlockText"/>
+        <w:ind w:firstLine="420"/>
       </w:pPr>
       <w:r>
         <w:rPr>
@@ -11459,6 +11524,7 @@
     <w:p>
       <w:pPr>
         <w:pStyle w:val="FirstParagraph"/>
+        <w:ind w:firstLine="420"/>
       </w:pPr>
       <w:r>
         <w:rPr>
@@ -11774,6 +11840,7 @@
     <w:p>
       <w:pPr>
         <w:pStyle w:val="FirstParagraph"/>
+        <w:ind w:firstLine="420"/>
       </w:pPr>
       <w:r>
         <w:rPr>
@@ -11886,6 +11953,7 @@
     <w:p>
       <w:pPr>
         <w:pStyle w:val="BodyText"/>
+        <w:ind w:firstLine="420"/>
       </w:pPr>
       <w:r>
         <w:rPr>
@@ -11929,6 +11997,7 @@
     <w:p>
       <w:pPr>
         <w:pStyle w:val="BodyText"/>
+        <w:ind w:firstLine="420"/>
       </w:pPr>
       <w:r>
         <w:rPr>
@@ -12045,6 +12114,7 @@
     <w:p>
       <w:pPr>
         <w:pStyle w:val="BodyText"/>
+        <w:ind w:firstLine="420"/>
       </w:pPr>
       <w:r>
         <w:rPr>
@@ -12100,6 +12170,7 @@
     <w:p>
       <w:pPr>
         <w:pStyle w:val="BodyText"/>
+        <w:ind w:firstLine="420"/>
       </w:pPr>
       <w:r>
         <w:rPr>
@@ -12143,6 +12214,7 @@
     <w:p>
       <w:pPr>
         <w:pStyle w:val="BodyText"/>
+        <w:ind w:firstLine="420"/>
       </w:pPr>
       <w:r>
         <w:rPr>
@@ -12217,6 +12289,7 @@
     <w:p>
       <w:pPr>
         <w:pStyle w:val="BodyText"/>
+        <w:ind w:firstLine="420"/>
       </w:pPr>
       <w:r>
         <w:rPr>
@@ -12513,6 +12586,7 @@
     <w:p>
       <w:pPr>
         <w:pStyle w:val="FirstParagraph"/>
+        <w:ind w:firstLine="420"/>
       </w:pPr>
       <w:r>
         <w:rPr>
@@ -12624,6 +12698,7 @@
     <w:p>
       <w:pPr>
         <w:pStyle w:val="BodyText"/>
+        <w:ind w:firstLine="420"/>
       </w:pPr>
       <w:r>
         <w:rPr>
@@ -12901,6 +12976,7 @@
     <w:p>
       <w:pPr>
         <w:pStyle w:val="BodyText"/>
+        <w:ind w:firstLine="420"/>
       </w:pPr>
       <w:r>
         <w:rPr>
@@ -13169,6 +13245,7 @@
     <w:p>
       <w:pPr>
         <w:pStyle w:val="FirstParagraph"/>
+        <w:ind w:firstLine="420"/>
       </w:pPr>
       <w:r>
         <w:rPr>
@@ -13410,6 +13487,7 @@
     <w:p>
       <w:pPr>
         <w:pStyle w:val="FirstParagraph"/>
+        <w:ind w:firstLine="420"/>
       </w:pPr>
       <w:r>
         <w:rPr>
@@ -14141,6 +14219,7 @@
     <w:p>
       <w:pPr>
         <w:pStyle w:val="FirstParagraph"/>
+        <w:ind w:firstLine="420"/>
       </w:pPr>
       <w:r>
         <w:rPr>
@@ -14395,6 +14474,7 @@
     <w:p>
       <w:pPr>
         <w:pStyle w:val="BlockText"/>
+        <w:ind w:firstLine="420"/>
       </w:pPr>
       <w:r>
         <w:rPr>
@@ -14490,6 +14570,7 @@
     <w:p>
       <w:pPr>
         <w:pStyle w:val="FirstParagraph"/>
+        <w:ind w:firstLine="420"/>
       </w:pPr>
       <w:r>
         <w:rPr>
@@ -14744,6 +14825,7 @@
     <w:p>
       <w:pPr>
         <w:pStyle w:val="BodyText"/>
+        <w:ind w:firstLine="420"/>
       </w:pPr>
       <w:r>
         <w:rPr>
@@ -14827,6 +14909,7 @@
     <w:p>
       <w:pPr>
         <w:pStyle w:val="BodyText"/>
+        <w:ind w:firstLine="420"/>
       </w:pPr>
       <w:r>
         <w:rPr>
@@ -14898,6 +14981,7 @@
     <w:p>
       <w:pPr>
         <w:pStyle w:val="BodyText"/>
+        <w:ind w:firstLine="420"/>
       </w:pPr>
       <w:r>
         <w:rPr>
@@ -15090,6 +15174,7 @@
     <w:p>
       <w:pPr>
         <w:pStyle w:val="BodyText"/>
+        <w:ind w:firstLine="420"/>
       </w:pPr>
       <w:r>
         <w:rPr>
@@ -15222,6 +15307,7 @@
     <w:p>
       <w:pPr>
         <w:pStyle w:val="BodyText"/>
+        <w:ind w:firstLine="420"/>
       </w:pPr>
       <w:r>
         <w:rPr>
@@ -15293,6 +15379,7 @@
     <w:p>
       <w:pPr>
         <w:pStyle w:val="BodyText"/>
+        <w:ind w:firstLine="420"/>
       </w:pPr>
       <w:r>
         <w:rPr>
@@ -15352,6 +15439,7 @@
     <w:p>
       <w:pPr>
         <w:pStyle w:val="BodyText"/>
+        <w:ind w:firstLine="420"/>
       </w:pPr>
       <w:r>
         <w:rPr>
@@ -15399,6 +15487,7 @@
     <w:p>
       <w:pPr>
         <w:pStyle w:val="BodyText"/>
+        <w:ind w:firstLine="420"/>
       </w:pPr>
       <w:r>
         <w:rPr>
@@ -15466,6 +15555,7 @@
     <w:p>
       <w:pPr>
         <w:pStyle w:val="BodyText"/>
+        <w:ind w:firstLine="420"/>
       </w:pPr>
       <w:r>
         <w:rPr>
@@ -15509,6 +15599,7 @@
     <w:p>
       <w:pPr>
         <w:pStyle w:val="BodyText"/>
+        <w:ind w:firstLine="420"/>
       </w:pPr>
       <w:r>
         <w:rPr>
@@ -15552,6 +15643,7 @@
     <w:p>
       <w:pPr>
         <w:pStyle w:val="BodyText"/>
+        <w:ind w:firstLine="420"/>
       </w:pPr>
       <w:r>
         <w:rPr>
@@ -15657,6 +15749,7 @@
     <w:p>
       <w:pPr>
         <w:pStyle w:val="BodyText"/>
+        <w:ind w:firstLine="420"/>
       </w:pPr>
       <w:r>
         <w:rPr>
@@ -15924,6 +16017,7 @@
     <w:p>
       <w:pPr>
         <w:pStyle w:val="BodyText"/>
+        <w:ind w:firstLine="420"/>
       </w:pPr>
       <w:r>
         <w:rPr>
@@ -16070,6 +16164,7 @@
     <w:p>
       <w:pPr>
         <w:pStyle w:val="BodyText"/>
+        <w:ind w:firstLine="420"/>
       </w:pPr>
       <w:r>
         <w:rPr>
@@ -16222,6 +16317,7 @@
     <w:p>
       <w:pPr>
         <w:pStyle w:val="BodyText"/>
+        <w:ind w:firstLine="420"/>
       </w:pPr>
       <w:r>
         <w:rPr>
@@ -16348,6 +16444,7 @@
     <w:p>
       <w:pPr>
         <w:pStyle w:val="BodyText"/>
+        <w:ind w:firstLine="420"/>
       </w:pPr>
       <w:r>
         <w:rPr>
@@ -16467,6 +16564,7 @@
     <w:p>
       <w:pPr>
         <w:pStyle w:val="BodyText"/>
+        <w:ind w:firstLine="420"/>
       </w:pPr>
       <w:r>
         <w:rPr>
@@ -16669,6 +16767,7 @@
     <w:p>
       <w:pPr>
         <w:pStyle w:val="BodyText"/>
+        <w:ind w:firstLine="420"/>
       </w:pPr>
       <w:r>
         <w:rPr>
@@ -16742,6 +16841,7 @@
     <w:p>
       <w:pPr>
         <w:pStyle w:val="BodyText"/>
+        <w:ind w:firstLine="420"/>
       </w:pPr>
       <w:r>
         <w:rPr>
@@ -16859,6 +16959,7 @@
     <w:p>
       <w:pPr>
         <w:pStyle w:val="BodyText"/>
+        <w:ind w:firstLine="420"/>
       </w:pPr>
       <w:r>
         <w:rPr>
@@ -17153,6 +17254,7 @@
     <w:p>
       <w:pPr>
         <w:pStyle w:val="BodyText"/>
+        <w:ind w:firstLine="420"/>
       </w:pPr>
       <w:r>
         <w:rPr>
@@ -17195,6 +17297,7 @@
     <w:p>
       <w:pPr>
         <w:pStyle w:val="BodyText"/>
+        <w:ind w:firstLine="420"/>
       </w:pPr>
       <w:r>
         <w:rPr>
@@ -17765,6 +17868,7 @@
     <w:p>
       <w:pPr>
         <w:pStyle w:val="BlockText"/>
+        <w:ind w:firstLine="420"/>
       </w:pPr>
       <w:r>
         <w:rPr>
@@ -17872,6 +17976,7 @@
     <w:p>
       <w:pPr>
         <w:pStyle w:val="FirstParagraph"/>
+        <w:ind w:firstLine="420"/>
       </w:pPr>
       <w:r>
         <w:rPr>
@@ -17949,6 +18054,7 @@
     <w:p>
       <w:pPr>
         <w:pStyle w:val="BodyText"/>
+        <w:ind w:firstLine="420"/>
       </w:pPr>
       <w:r>
         <w:rPr>
@@ -18032,6 +18138,7 @@
     <w:p>
       <w:pPr>
         <w:pStyle w:val="BodyText"/>
+        <w:ind w:firstLine="420"/>
       </w:pPr>
       <w:r>
         <w:rPr>
@@ -18103,6 +18210,7 @@
     <w:p>
       <w:pPr>
         <w:pStyle w:val="BodyText"/>
+        <w:ind w:firstLine="420"/>
       </w:pPr>
       <w:r>
         <w:rPr>
@@ -18234,6 +18342,7 @@
     <w:p>
       <w:pPr>
         <w:pStyle w:val="BodyText"/>
+        <w:ind w:firstLine="420"/>
       </w:pPr>
       <w:r>
         <w:rPr>
@@ -18305,6 +18414,7 @@
     <w:p>
       <w:pPr>
         <w:pStyle w:val="BodyText"/>
+        <w:ind w:firstLine="420"/>
       </w:pPr>
       <w:r>
         <w:rPr>
@@ -18348,6 +18458,7 @@
     <w:p>
       <w:pPr>
         <w:pStyle w:val="BodyText"/>
+        <w:ind w:firstLine="420"/>
       </w:pPr>
       <w:r>
         <w:rPr>
@@ -18391,6 +18502,7 @@
     <w:p>
       <w:pPr>
         <w:pStyle w:val="BodyText"/>
+        <w:ind w:firstLine="420"/>
       </w:pPr>
       <w:r>
         <w:rPr>
@@ -18446,6 +18558,7 @@
     <w:p>
       <w:pPr>
         <w:pStyle w:val="BodyText"/>
+        <w:ind w:firstLine="420"/>
       </w:pPr>
       <w:r>
         <w:rPr>
@@ -18869,6 +18982,7 @@
     <w:p>
       <w:pPr>
         <w:pStyle w:val="BodyText"/>
+        <w:ind w:firstLine="420"/>
       </w:pPr>
       <w:r>
         <w:rPr>
@@ -19109,6 +19223,7 @@
     <w:p>
       <w:pPr>
         <w:pStyle w:val="BodyText"/>
+        <w:ind w:firstLine="420"/>
       </w:pPr>
       <w:r>
         <w:rPr>
@@ -19205,6 +19320,7 @@
     <w:p>
       <w:pPr>
         <w:pStyle w:val="BodyText"/>
+        <w:ind w:firstLine="420"/>
       </w:pPr>
       <w:r>
         <w:rPr>
@@ -19299,6 +19415,7 @@
     <w:p>
       <w:pPr>
         <w:pStyle w:val="BodyText"/>
+        <w:ind w:firstLine="420"/>
       </w:pPr>
       <w:r>
         <w:rPr>
@@ -19712,6 +19829,7 @@
     <w:p>
       <w:pPr>
         <w:pStyle w:val="BodyText"/>
+        <w:ind w:firstLine="420"/>
       </w:pPr>
       <w:r>
         <w:rPr>
@@ -19997,6 +20115,7 @@
     <w:p>
       <w:pPr>
         <w:pStyle w:val="BlockText"/>
+        <w:ind w:firstLine="420"/>
       </w:pPr>
       <w:r>
         <w:rPr>
@@ -20457,6 +20576,7 @@
     <w:p>
       <w:pPr>
         <w:pStyle w:val="BodyText"/>
+        <w:ind w:firstLine="420"/>
       </w:pPr>
       <w:r>
         <w:rPr>
@@ -20969,6 +21089,7 @@
     <w:p>
       <w:pPr>
         <w:pStyle w:val="FirstParagraph"/>
+        <w:ind w:firstLine="420"/>
       </w:pPr>
       <w:r>
         <w:rPr>
@@ -21062,6 +21183,7 @@
     <w:p>
       <w:pPr>
         <w:pStyle w:val="BlockText"/>
+        <w:ind w:firstLine="420"/>
       </w:pPr>
       <w:r>
         <w:rPr>
@@ -21846,6 +21968,7 @@
     <w:p>
       <w:pPr>
         <w:pStyle w:val="BlockText"/>
+        <w:ind w:firstLine="420"/>
       </w:pPr>
       <w:r>
         <w:rPr>
@@ -21953,6 +22076,7 @@
     <w:p>
       <w:pPr>
         <w:pStyle w:val="FirstParagraph"/>
+        <w:ind w:firstLine="420"/>
       </w:pPr>
       <w:r>
         <w:rPr>
@@ -22179,6 +22303,7 @@
     <w:p>
       <w:pPr>
         <w:pStyle w:val="BodyText"/>
+        <w:ind w:firstLine="420"/>
       </w:pPr>
       <w:r>
         <w:rPr>
@@ -22222,6 +22347,7 @@
     <w:p>
       <w:pPr>
         <w:pStyle w:val="BodyText"/>
+        <w:ind w:firstLine="420"/>
       </w:pPr>
       <w:r>
         <w:rPr>
@@ -22265,6 +22391,7 @@
     <w:p>
       <w:pPr>
         <w:pStyle w:val="BodyText"/>
+        <w:ind w:firstLine="420"/>
       </w:pPr>
       <w:r>
         <w:rPr>
@@ -22510,6 +22637,7 @@
     <w:p>
       <w:pPr>
         <w:pStyle w:val="BodyText"/>
+        <w:ind w:firstLine="420"/>
       </w:pPr>
       <w:r>
         <w:rPr>
@@ -22613,6 +22741,7 @@
     <w:p>
       <w:pPr>
         <w:pStyle w:val="BodyText"/>
+        <w:ind w:firstLine="420"/>
       </w:pPr>
       <w:r>
         <w:rPr>
@@ -22774,6 +22903,7 @@
     <w:p>
       <w:pPr>
         <w:pStyle w:val="BodyText"/>
+        <w:ind w:firstLine="420"/>
       </w:pPr>
       <w:r>
         <w:rPr>
@@ -22924,6 +23054,7 @@
     <w:p>
       <w:pPr>
         <w:pStyle w:val="BlockText"/>
+        <w:ind w:firstLine="420"/>
       </w:pPr>
       <w:r>
         <w:rPr>
@@ -23019,6 +23150,7 @@
     <w:p>
       <w:pPr>
         <w:pStyle w:val="FirstParagraph"/>
+        <w:ind w:firstLine="420"/>
       </w:pPr>
       <w:r>
         <w:rPr>
@@ -23157,6 +23289,7 @@
     <w:p>
       <w:pPr>
         <w:pStyle w:val="FirstParagraph"/>
+        <w:ind w:firstLine="420"/>
       </w:pPr>
       <w:r>
         <w:rPr>
@@ -23256,6 +23389,7 @@
     <w:p>
       <w:pPr>
         <w:pStyle w:val="BodyText"/>
+        <w:ind w:firstLine="420"/>
       </w:pPr>
       <w:r>
         <w:rPr>
@@ -23505,6 +23639,7 @@
     <w:p>
       <w:pPr>
         <w:pStyle w:val="FirstParagraph"/>
+        <w:ind w:firstLine="420"/>
       </w:pPr>
       <w:r>
         <w:rPr>
@@ -23604,6 +23739,7 @@
     <w:p>
       <w:pPr>
         <w:pStyle w:val="BodyText"/>
+        <w:ind w:firstLine="420"/>
       </w:pPr>
       <w:r>
         <w:rPr>
@@ -23853,6 +23989,7 @@
     <w:p>
       <w:pPr>
         <w:pStyle w:val="FirstParagraph"/>
+        <w:ind w:firstLine="420"/>
       </w:pPr>
       <w:r>
         <w:rPr>
@@ -23967,6 +24104,7 @@
     <w:p>
       <w:pPr>
         <w:pStyle w:val="BlockText"/>
+        <w:ind w:firstLine="420"/>
       </w:pPr>
       <w:r>
         <w:rPr>
@@ -24062,6 +24200,7 @@
     <w:p>
       <w:pPr>
         <w:pStyle w:val="FirstParagraph"/>
+        <w:ind w:firstLine="420"/>
       </w:pPr>
       <w:r>
         <w:rPr>
@@ -24117,6 +24256,7 @@
     <w:p>
       <w:pPr>
         <w:pStyle w:val="BodyText"/>
+        <w:ind w:firstLine="420"/>
       </w:pPr>
       <w:r>
         <w:rPr>
@@ -24208,6 +24348,7 @@
     <w:p>
       <w:pPr>
         <w:pStyle w:val="BodyText"/>
+        <w:ind w:firstLine="420"/>
       </w:pPr>
       <w:r>
         <w:rPr>
@@ -24459,6 +24600,7 @@
     <w:p>
       <w:pPr>
         <w:pStyle w:val="BodyText"/>
+        <w:ind w:firstLine="420"/>
       </w:pPr>
       <w:r>
         <w:rPr>
@@ -24752,6 +24894,7 @@
     <w:p>
       <w:pPr>
         <w:pStyle w:val="BodyText"/>
+        <w:ind w:firstLine="420"/>
       </w:pPr>
       <w:r>
         <w:rPr>
@@ -24795,6 +24938,7 @@
     <w:p>
       <w:pPr>
         <w:pStyle w:val="BodyText"/>
+        <w:ind w:firstLine="420"/>
       </w:pPr>
       <w:r>
         <w:rPr>
@@ -24937,6 +25081,7 @@
     <w:p>
       <w:pPr>
         <w:pStyle w:val="BodyText"/>
+        <w:ind w:firstLine="420"/>
       </w:pPr>
       <w:r>
         <w:rPr>
@@ -25126,6 +25271,7 @@
     <w:p>
       <w:pPr>
         <w:pStyle w:val="BodyText"/>
+        <w:ind w:firstLine="420"/>
       </w:pPr>
       <w:r>
         <w:rPr>
@@ -25198,6 +25344,7 @@
     <w:p>
       <w:pPr>
         <w:pStyle w:val="BodyText"/>
+        <w:ind w:firstLine="420"/>
       </w:pPr>
       <w:r>
         <w:rPr>
@@ -25352,6 +25499,7 @@
     <w:p>
       <w:pPr>
         <w:pStyle w:val="BodyText"/>
+        <w:ind w:firstLine="420"/>
       </w:pPr>
       <w:r>
         <w:rPr>
@@ -25516,6 +25664,7 @@
     <w:p>
       <w:pPr>
         <w:pStyle w:val="BodyText"/>
+        <w:ind w:firstLine="420"/>
       </w:pPr>
       <w:r>
         <w:rPr>
@@ -25759,6 +25908,7 @@
     <w:p>
       <w:pPr>
         <w:pStyle w:val="BodyText"/>
+        <w:ind w:firstLine="420"/>
       </w:pPr>
       <w:r>
         <w:rPr>
@@ -26074,6 +26224,7 @@
     <w:p>
       <w:pPr>
         <w:pStyle w:val="BlockText"/>
+        <w:ind w:firstLine="420"/>
       </w:pPr>
       <w:r>
         <w:rPr>
@@ -26181,6 +26332,7 @@
     <w:p>
       <w:pPr>
         <w:pStyle w:val="FirstParagraph"/>
+        <w:ind w:firstLine="420"/>
       </w:pPr>
       <w:r>
         <w:rPr>
@@ -26216,6 +26368,7 @@
     <w:p>
       <w:pPr>
         <w:pStyle w:val="BodyText"/>
+        <w:ind w:firstLine="420"/>
       </w:pPr>
       <w:r>
         <w:rPr>
@@ -26271,6 +26424,7 @@
     <w:p>
       <w:pPr>
         <w:pStyle w:val="BodyText"/>
+        <w:ind w:firstLine="420"/>
       </w:pPr>
       <w:r>
         <w:rPr>
@@ -26412,6 +26566,7 @@
     <w:p>
       <w:pPr>
         <w:pStyle w:val="BodyText"/>
+        <w:ind w:firstLine="420"/>
       </w:pPr>
       <w:r>
         <w:rPr>
@@ -26532,6 +26687,7 @@
     <w:p>
       <w:pPr>
         <w:pStyle w:val="BodyText"/>
+        <w:ind w:firstLine="420"/>
       </w:pPr>
       <w:r>
         <w:rPr>
@@ -26611,6 +26767,7 @@
     <w:p>
       <w:pPr>
         <w:pStyle w:val="BodyText"/>
+        <w:ind w:firstLine="420"/>
       </w:pPr>
       <w:r>
         <w:rPr>
@@ -26654,6 +26811,7 @@
     <w:p>
       <w:pPr>
         <w:pStyle w:val="BodyText"/>
+        <w:ind w:firstLine="420"/>
       </w:pPr>
       <w:r>
         <w:rPr>
@@ -26747,6 +26905,7 @@
     <w:p>
       <w:pPr>
         <w:pStyle w:val="BodyText"/>
+        <w:ind w:firstLine="420"/>
       </w:pPr>
       <w:r>
         <w:rPr>
@@ -26841,6 +27000,7 @@
     <w:p>
       <w:pPr>
         <w:pStyle w:val="BodyText"/>
+        <w:ind w:firstLine="420"/>
       </w:pPr>
       <w:r>
         <w:rPr>
@@ -26981,6 +27141,7 @@
     <w:p>
       <w:pPr>
         <w:pStyle w:val="BodyText"/>
+        <w:ind w:firstLine="420"/>
       </w:pPr>
       <w:r>
         <w:rPr>
@@ -27059,6 +27220,7 @@
     <w:p>
       <w:pPr>
         <w:pStyle w:val="BodyText"/>
+        <w:ind w:firstLine="420"/>
       </w:pPr>
       <w:r>
         <w:rPr>
@@ -27272,6 +27434,7 @@
     <w:p>
       <w:pPr>
         <w:pStyle w:val="BodyText"/>
+        <w:ind w:firstLine="420"/>
       </w:pPr>
       <w:r>
         <w:rPr>
@@ -27343,6 +27506,7 @@
     <w:p>
       <w:pPr>
         <w:pStyle w:val="BodyText"/>
+        <w:ind w:firstLine="420"/>
       </w:pPr>
       <w:r>
         <w:rPr>
@@ -27524,6 +27688,7 @@
     <w:p>
       <w:pPr>
         <w:pStyle w:val="BlockText"/>
+        <w:ind w:firstLine="420"/>
       </w:pPr>
       <w:r>
         <w:rPr>
@@ -27619,6 +27784,7 @@
     <w:p>
       <w:pPr>
         <w:pStyle w:val="FirstParagraph"/>
+        <w:ind w:firstLine="420"/>
       </w:pPr>
       <w:r>
         <w:rPr>
@@ -27696,6 +27862,7 @@
     <w:p>
       <w:pPr>
         <w:pStyle w:val="BodyText"/>
+        <w:ind w:firstLine="420"/>
       </w:pPr>
       <w:r>
         <w:rPr>
@@ -27827,6 +27994,7 @@
     <w:p>
       <w:pPr>
         <w:pStyle w:val="BodyText"/>
+        <w:ind w:firstLine="420"/>
       </w:pPr>
       <w:r>
         <w:rPr>
@@ -27870,6 +28038,7 @@
     <w:p>
       <w:pPr>
         <w:pStyle w:val="BodyText"/>
+        <w:ind w:firstLine="420"/>
       </w:pPr>
       <w:r>
         <w:rPr>
@@ -28019,6 +28188,7 @@
     <w:p>
       <w:pPr>
         <w:pStyle w:val="BodyText"/>
+        <w:ind w:firstLine="420"/>
       </w:pPr>
       <w:r>
         <w:rPr>
@@ -28150,6 +28320,7 @@
     <w:p>
       <w:pPr>
         <w:pStyle w:val="BodyText"/>
+        <w:ind w:firstLine="420"/>
       </w:pPr>
       <w:r>
         <w:rPr>
@@ -28193,6 +28364,7 @@
     <w:p>
       <w:pPr>
         <w:pStyle w:val="BodyText"/>
+        <w:ind w:firstLine="420"/>
       </w:pPr>
       <w:r>
         <w:rPr>
@@ -28359,6 +28531,7 @@
     <w:p>
       <w:pPr>
         <w:pStyle w:val="BodyText"/>
+        <w:ind w:firstLine="420"/>
       </w:pPr>
       <w:r>
         <w:rPr>
@@ -28601,6 +28774,7 @@
     <w:p>
       <w:pPr>
         <w:pStyle w:val="BodyText"/>
+        <w:ind w:firstLine="420"/>
       </w:pPr>
       <w:r>
         <w:rPr>
@@ -28735,6 +28909,7 @@
     <w:p>
       <w:pPr>
         <w:pStyle w:val="BodyText"/>
+        <w:ind w:firstLine="420"/>
       </w:pPr>
       <w:r>
         <w:rPr>
@@ -28789,6 +28964,7 @@
     <w:p>
       <w:pPr>
         <w:pStyle w:val="BodyText"/>
+        <w:ind w:firstLine="420"/>
       </w:pPr>
       <w:r>
         <w:rPr>
@@ -29231,6 +29407,7 @@
     <w:p>
       <w:pPr>
         <w:pStyle w:val="BlockText"/>
+        <w:ind w:firstLine="420"/>
       </w:pPr>
       <w:r>
         <w:rPr>
@@ -29326,6 +29503,7 @@
     <w:p>
       <w:pPr>
         <w:pStyle w:val="FirstParagraph"/>
+        <w:ind w:firstLine="420"/>
       </w:pPr>
       <w:r>
         <w:rPr>
@@ -29552,6 +29730,7 @@
     <w:p>
       <w:pPr>
         <w:pStyle w:val="BodyText"/>
+        <w:ind w:firstLine="420"/>
       </w:pPr>
       <w:r>
         <w:rPr>
@@ -29637,6 +29816,7 @@
     <w:p>
       <w:pPr>
         <w:pStyle w:val="BodyText"/>
+        <w:ind w:firstLine="420"/>
       </w:pPr>
       <w:r>
         <w:rPr>
@@ -29992,6 +30172,7 @@
     <w:p>
       <w:pPr>
         <w:pStyle w:val="FirstParagraph"/>
+        <w:ind w:firstLine="420"/>
       </w:pPr>
       <w:r>
         <w:rPr>
@@ -30081,6 +30262,7 @@
     <w:p>
       <w:pPr>
         <w:pStyle w:val="BodyText"/>
+        <w:ind w:firstLine="420"/>
       </w:pPr>
       <w:r>
         <w:rPr>
@@ -30146,6 +30328,7 @@
     <w:p>
       <w:pPr>
         <w:pStyle w:val="BodyText"/>
+        <w:ind w:firstLine="420"/>
       </w:pPr>
       <w:r>
         <w:rPr>
@@ -30247,6 +30430,7 @@
     <w:p>
       <w:pPr>
         <w:pStyle w:val="FirstParagraph"/>
+        <w:ind w:firstLine="420"/>
       </w:pPr>
       <w:r>
         <w:rPr>
@@ -30432,6 +30616,7 @@
     <w:p>
       <w:pPr>
         <w:pStyle w:val="BodyText"/>
+        <w:ind w:firstLine="420"/>
       </w:pPr>
       <w:r>
         <w:rPr>
@@ -30473,6 +30658,7 @@
     <w:p>
       <w:pPr>
         <w:pStyle w:val="BodyText"/>
+        <w:ind w:firstLine="420"/>
       </w:pPr>
       <w:r>
         <w:rPr>
@@ -30582,6 +30768,7 @@
     <w:p>
       <w:pPr>
         <w:pStyle w:val="BodyText"/>
+        <w:ind w:firstLine="420"/>
       </w:pPr>
       <w:r>
         <w:rPr>
@@ -30605,6 +30792,7 @@
     <w:p>
       <w:pPr>
         <w:pStyle w:val="BodyText"/>
+        <w:ind w:firstLine="420"/>
       </w:pPr>
       <w:r>
         <w:rPr>
@@ -31124,6 +31312,7 @@
     <w:p>
       <w:pPr>
         <w:pStyle w:val="FirstParagraph"/>
+        <w:ind w:firstLine="420"/>
       </w:pPr>
       <w:r>
         <w:rPr>
@@ -31331,6 +31520,7 @@
     <w:p>
       <w:pPr>
         <w:pStyle w:val="FirstParagraph"/>
+        <w:ind w:firstLine="420"/>
       </w:pPr>
       <w:r>
         <w:rPr>
@@ -31525,6 +31715,7 @@
     <w:p>
       <w:pPr>
         <w:pStyle w:val="BodyText"/>
+        <w:ind w:firstLine="420"/>
       </w:pPr>
       <w:r>
         <w:rPr>
@@ -31620,6 +31811,7 @@
     <w:p>
       <w:pPr>
         <w:pStyle w:val="FirstParagraph"/>
+        <w:ind w:firstLine="420"/>
       </w:pPr>
       <w:r>
         <w:rPr>
@@ -31679,6 +31871,7 @@
     <w:p>
       <w:pPr>
         <w:pStyle w:val="BodyText"/>
+        <w:ind w:firstLine="420"/>
       </w:pPr>
       <w:r>
         <w:rPr>
@@ -31702,6 +31895,7 @@
     <w:p>
       <w:pPr>
         <w:pStyle w:val="BodyText"/>
+        <w:ind w:firstLine="420"/>
       </w:pPr>
       <w:r>
         <w:rPr>
@@ -31884,6 +32078,7 @@
     <w:p>
       <w:pPr>
         <w:pStyle w:val="BodyText"/>
+        <w:ind w:firstLine="420"/>
       </w:pPr>
       <w:r>
         <w:rPr>
@@ -32024,6 +32219,7 @@
     <w:p>
       <w:pPr>
         <w:pStyle w:val="BodyText"/>
+        <w:ind w:firstLine="420"/>
       </w:pPr>
       <w:r>
         <w:rPr>
@@ -32299,6 +32495,7 @@
     <w:p>
       <w:pPr>
         <w:pStyle w:val="BlockText"/>
+        <w:ind w:firstLine="420"/>
       </w:pPr>
       <w:r>
         <w:rPr>
@@ -32394,6 +32591,7 @@
     <w:p>
       <w:pPr>
         <w:pStyle w:val="FirstParagraph"/>
+        <w:ind w:firstLine="420"/>
       </w:pPr>
       <w:r>
         <w:rPr>
@@ -32509,6 +32707,7 @@
     <w:p>
       <w:pPr>
         <w:pStyle w:val="BodyText"/>
+        <w:ind w:firstLine="420"/>
       </w:pPr>
       <w:r>
         <w:rPr>
@@ -32740,6 +32939,7 @@
     <w:p>
       <w:pPr>
         <w:pStyle w:val="BodyText"/>
+        <w:ind w:firstLine="420"/>
       </w:pPr>
       <w:r>
         <w:rPr>
@@ -32796,6 +32996,7 @@
     <w:p>
       <w:pPr>
         <w:pStyle w:val="BodyText"/>
+        <w:ind w:firstLine="420"/>
       </w:pPr>
       <w:r>
         <w:rPr>
@@ -32859,6 +33060,7 @@
     <w:p>
       <w:pPr>
         <w:pStyle w:val="BodyText"/>
+        <w:ind w:firstLine="420"/>
       </w:pPr>
       <w:r>
         <w:rPr>
@@ -32934,6 +33136,7 @@
     <w:p>
       <w:pPr>
         <w:pStyle w:val="BodyText"/>
+        <w:ind w:firstLine="420"/>
       </w:pPr>
       <w:r>
         <w:rPr>
@@ -33472,6 +33675,7 @@
     <w:p>
       <w:pPr>
         <w:pStyle w:val="FirstParagraph"/>
+        <w:ind w:firstLine="420"/>
       </w:pPr>
       <w:r>
         <w:rPr>
@@ -33493,6 +33697,7 @@
           <w:ilvl w:val="0"/>
           <w:numId w:val="1002"/>
         </w:numPr>
+        <w:ind w:firstLine="420"/>
       </w:pPr>
       <w:r>
         <w:rPr>
@@ -33706,6 +33911,7 @@
           <w:ilvl w:val="0"/>
           <w:numId w:val="1002"/>
         </w:numPr>
+        <w:ind w:firstLine="420"/>
       </w:pPr>
       <w:r>
         <w:rPr>
@@ -33867,6 +34073,7 @@
     <w:p>
       <w:pPr>
         <w:pStyle w:val="FirstParagraph"/>
+        <w:ind w:firstLine="420"/>
       </w:pPr>
       <w:r>
         <w:rPr>
@@ -34005,6 +34212,7 @@
     <w:p>
       <w:pPr>
         <w:pStyle w:val="BlockText"/>
+        <w:ind w:firstLine="420"/>
       </w:pPr>
       <w:r>
         <w:rPr>
@@ -34100,6 +34308,7 @@
     <w:p>
       <w:pPr>
         <w:pStyle w:val="FirstParagraph"/>
+        <w:ind w:firstLine="420"/>
       </w:pPr>
       <w:r>
         <w:rPr>
@@ -34181,6 +34390,7 @@
     <w:p>
       <w:pPr>
         <w:pStyle w:val="BodyText"/>
+        <w:ind w:firstLine="420"/>
       </w:pPr>
       <w:r>
         <w:rPr>
@@ -34276,6 +34486,7 @@
     <w:p>
       <w:pPr>
         <w:pStyle w:val="BodyText"/>
+        <w:ind w:firstLine="420"/>
       </w:pPr>
       <w:r>
         <w:rPr>
@@ -34319,6 +34530,7 @@
     <w:p>
       <w:pPr>
         <w:pStyle w:val="BodyText"/>
+        <w:ind w:firstLine="420"/>
       </w:pPr>
       <w:r>
         <w:rPr>
@@ -34426,6 +34638,7 @@
     <w:p>
       <w:pPr>
         <w:pStyle w:val="BodyText"/>
+        <w:ind w:firstLine="420"/>
       </w:pPr>
       <w:r>
         <w:rPr>
@@ -34588,6 +34801,7 @@
     <w:p>
       <w:pPr>
         <w:pStyle w:val="BodyText"/>
+        <w:ind w:firstLine="420"/>
       </w:pPr>
       <w:r>
         <w:rPr>
@@ -34667,6 +34881,7 @@
     <w:p>
       <w:pPr>
         <w:pStyle w:val="BodyText"/>
+        <w:ind w:firstLine="420"/>
       </w:pPr>
       <w:r>
         <w:rPr>
@@ -35196,6 +35411,7 @@
     <w:p>
       <w:pPr>
         <w:pStyle w:val="BodyText"/>
+        <w:ind w:firstLine="420"/>
       </w:pPr>
       <w:r>
         <w:rPr>
@@ -35372,6 +35588,7 @@
     <w:p>
       <w:pPr>
         <w:pStyle w:val="BodyText"/>
+        <w:ind w:firstLine="420"/>
       </w:pPr>
       <w:r>
         <w:rPr>
@@ -35849,6 +36066,7 @@
     <w:p>
       <w:pPr>
         <w:pStyle w:val="BodyText"/>
+        <w:ind w:firstLine="420"/>
       </w:pPr>
       <w:r>
         <w:rPr>
@@ -36179,6 +36397,7 @@
     <w:p>
       <w:pPr>
         <w:pStyle w:val="FirstParagraph"/>
+        <w:ind w:firstLine="420"/>
       </w:pPr>
       <w:r>
         <w:rPr>
@@ -36246,6 +36465,7 @@
     <w:p>
       <w:pPr>
         <w:pStyle w:val="BodyText"/>
+        <w:ind w:firstLine="420"/>
       </w:pPr>
       <w:r>
         <w:rPr>
@@ -36488,6 +36708,7 @@
     <w:p>
       <w:pPr>
         <w:pStyle w:val="FirstParagraph"/>
+        <w:ind w:firstLine="420"/>
       </w:pPr>
       <w:r>
         <w:rPr>
@@ -37034,6 +37255,7 @@
     <w:p>
       <w:pPr>
         <w:pStyle w:val="BlockText"/>
+        <w:ind w:firstLine="420"/>
       </w:pPr>
       <w:r>
         <w:rPr>
@@ -37129,6 +37351,7 @@
     <w:p>
       <w:pPr>
         <w:pStyle w:val="FirstParagraph"/>
+        <w:ind w:firstLine="420"/>
       </w:pPr>
       <w:r>
         <w:rPr>
@@ -37252,6 +37475,7 @@
     <w:p>
       <w:pPr>
         <w:pStyle w:val="BodyText"/>
+        <w:ind w:firstLine="420"/>
       </w:pPr>
       <w:r>
         <w:rPr>
@@ -37370,6 +37594,7 @@
     <w:p>
       <w:pPr>
         <w:pStyle w:val="BodyText"/>
+        <w:ind w:firstLine="420"/>
       </w:pPr>
       <w:r>
         <w:rPr>
@@ -37499,6 +37724,7 @@
     <w:p>
       <w:pPr>
         <w:pStyle w:val="BodyText"/>
+        <w:ind w:firstLine="420"/>
       </w:pPr>
       <w:r>
         <w:rPr>
@@ -37592,6 +37818,7 @@
     <w:p>
       <w:pPr>
         <w:pStyle w:val="BodyText"/>
+        <w:ind w:firstLine="420"/>
       </w:pPr>
       <w:r>
         <w:rPr>
@@ -37770,6 +37997,7 @@
     <w:p>
       <w:pPr>
         <w:pStyle w:val="BodyText"/>
+        <w:ind w:firstLine="420"/>
       </w:pPr>
       <w:r>
         <w:rPr>
@@ -37854,6 +38082,7 @@
     <w:p>
       <w:pPr>
         <w:pStyle w:val="BodyText"/>
+        <w:ind w:firstLine="420"/>
       </w:pPr>
       <w:r>
         <w:rPr>
@@ -37988,6 +38217,7 @@
     <w:p>
       <w:pPr>
         <w:pStyle w:val="BodyText"/>
+        <w:ind w:firstLine="420"/>
       </w:pPr>
       <w:r>
         <w:rPr>
@@ -38103,6 +38333,7 @@
     <w:p>
       <w:pPr>
         <w:pStyle w:val="BodyText"/>
+        <w:ind w:firstLine="420"/>
       </w:pPr>
       <w:r>
         <w:rPr>
@@ -38197,6 +38428,15 @@
         <w:tblW w:type="pct" w:w="5000"/>
         <w:tblLayout w:type="fixed"/>
         <w:tblLook w:firstRow="1" w:lastRow="0" w:firstColumn="0" w:lastColumn="0" w:noHBand="0" w:noVBand="0" w:val="0020"/>
+        <w:jc w:val="center"/>
+        <w:tblBorders>
+          <w:top w:val="single" w:sz="12" w:space="0" w:color="333333"/>
+          <w:bottom w:val="single" w:sz="12" w:space="0" w:color="333333"/>
+          <w:left w:val="none"/>
+          <w:right w:val="none"/>
+          <w:insideH w:val="none"/>
+          <w:insideV w:val="none"/>
+        </w:tblBorders>
       </w:tblPr>
       <w:tblGrid>
         <w:gridCol w:w="1508"/>
@@ -38211,7 +38451,11 @@
           <w:tblHeader w:val="on"/>
         </w:trPr>
         <w:tc>
-          <w:tcPr/>
+          <w:tcPr>
+            <w:tcBorders>
+              <w:bottom w:val="single" w:sz="6" w:space="0" w:color="333333"/>
+            </w:tcBorders>
+          </w:tcPr>
           <w:p>
             <w:pPr>
               <w:pStyle w:val="Compact"/>
@@ -38227,7 +38471,11 @@
           </w:p>
         </w:tc>
         <w:tc>
-          <w:tcPr/>
+          <w:tcPr>
+            <w:tcBorders>
+              <w:bottom w:val="single" w:sz="6" w:space="0" w:color="333333"/>
+            </w:tcBorders>
+          </w:tcPr>
           <w:p>
             <w:pPr>
               <w:pStyle w:val="Compact"/>
@@ -38243,7 +38491,11 @@
           </w:p>
         </w:tc>
         <w:tc>
-          <w:tcPr/>
+          <w:tcPr>
+            <w:tcBorders>
+              <w:bottom w:val="single" w:sz="6" w:space="0" w:color="333333"/>
+            </w:tcBorders>
+          </w:tcPr>
           <w:p>
             <w:pPr>
               <w:pStyle w:val="Compact"/>
@@ -38273,7 +38525,11 @@
           </w:p>
         </w:tc>
         <w:tc>
-          <w:tcPr/>
+          <w:tcPr>
+            <w:tcBorders>
+              <w:bottom w:val="single" w:sz="6" w:space="0" w:color="333333"/>
+            </w:tcBorders>
+          </w:tcPr>
           <w:p>
             <w:pPr>
               <w:pStyle w:val="Compact"/>
@@ -38289,7 +38545,11 @@
           </w:p>
         </w:tc>
         <w:tc>
-          <w:tcPr/>
+          <w:tcPr>
+            <w:tcBorders>
+              <w:bottom w:val="single" w:sz="6" w:space="0" w:color="333333"/>
+            </w:tcBorders>
+          </w:tcPr>
           <w:p>
             <w:pPr>
               <w:pStyle w:val="Compact"/>
@@ -38305,7 +38565,11 @@
           </w:p>
         </w:tc>
         <w:tc>
-          <w:tcPr/>
+          <w:tcPr>
+            <w:tcBorders>
+              <w:bottom w:val="single" w:sz="6" w:space="0" w:color="333333"/>
+            </w:tcBorders>
+          </w:tcPr>
           <w:p>
             <w:pPr>
               <w:pStyle w:val="Compact"/>
@@ -40968,6 +41232,7 @@
       <w:pPr>
         <w:pStyle w:val="BlockText"/>
         <w:spacing w:before="120"/>
+        <w:ind w:firstLine="420"/>
       </w:pPr>
       <w:r>
         <w:rPr>

--- a/00-首页/题组Word/初赛模拟卷/初赛模拟卷II（非有机·答案版）.docx
+++ b/00-首页/题组Word/初赛模拟卷/初赛模拟卷II（非有机·答案版）.docx
@@ -38439,12 +38439,13 @@
         </w:tblBorders>
       </w:tblPr>
       <w:tblGrid>
-        <w:gridCol w:w="1508"/>
-        <w:gridCol w:w="1131"/>
-        <w:gridCol w:w="1131"/>
-        <w:gridCol w:w="1131"/>
-        <w:gridCol w:w="1508"/>
-        <w:gridCol w:w="1508"/>
+        <w:gridCol w:w="1277"/>
+        <w:gridCol w:w="766"/>
+        <w:gridCol w:w="766"/>
+        <w:gridCol w:w="1277"/>
+        <w:gridCol w:w="1277"/>
+        <w:gridCol w:w="1277"/>
+        <w:gridCol w:w="1277"/>
       </w:tblGrid>
       <w:tr>
         <w:trPr>
@@ -38486,6 +38487,26 @@
                 <w:rFonts w:hint="eastAsia" w:ascii="Times New Roman" w:hAnsi="Times New Roman" w:eastAsia="SimHei" w:cs="Times New Roman"/>
                 <w:b/>
               </w:rPr>
+              <w:t xml:space="preserve">题名</w:t>
+            </w:r>
+          </w:p>
+        </w:tc>
+        <w:tc>
+          <w:tcPr>
+            <w:tcBorders>
+              <w:bottom w:val="single" w:sz="6" w:space="0" w:color="333333"/>
+            </w:tcBorders>
+          </w:tcPr>
+          <w:p>
+            <w:pPr>
+              <w:pStyle w:val="Compact"/>
+              <w:jc w:val="center"/>
+            </w:pPr>
+            <w:r>
+              <w:rPr>
+                <w:rFonts w:hint="eastAsia" w:ascii="Times New Roman" w:hAnsi="Times New Roman" w:eastAsia="SimHei" w:cs="Times New Roman"/>
+                <w:b/>
+              </w:rPr>
               <w:t xml:space="preserve">题卡</w:t>
             </w:r>
           </w:p>
@@ -38506,21 +38527,7 @@
                 <w:rFonts w:hint="eastAsia" w:ascii="Times New Roman" w:hAnsi="Times New Roman" w:eastAsia="SimHei" w:cs="Times New Roman"/>
                 <w:b/>
               </w:rPr>
-              <w:t>原书套卷</w:t>
-            </w:r>
-            <w:r>
-              <w:rPr>
-                <w:rFonts w:hint="eastAsia" w:ascii="Times New Roman" w:hAnsi="Times New Roman" w:eastAsia="Times New Roman" w:cs="Times New Roman"/>
-                <w:b/>
-              </w:rPr>
-              <w:t>·</w:t>
-            </w:r>
-            <w:r>
-              <w:rPr>
-                <w:rFonts w:hint="eastAsia" w:ascii="Times New Roman" w:hAnsi="Times New Roman" w:eastAsia="SimHei" w:cs="Times New Roman"/>
-                <w:b/>
-              </w:rPr>
-              <w:t>题号</w:t>
+              <w:t xml:space="preserve">来源</w:t>
             </w:r>
           </w:p>
         </w:tc>
@@ -38612,6 +38619,21 @@
               <w:rPr>
                 <w:rFonts w:hint="eastAsia" w:ascii="Times New Roman" w:hAnsi="Times New Roman" w:eastAsia="FangSong" w:cs="Times New Roman"/>
               </w:rPr>
+              <w:t xml:space="preserve">完成反应方程式</w:t>
+            </w:r>
+          </w:p>
+        </w:tc>
+        <w:tc>
+          <w:tcPr/>
+          <w:p>
+            <w:pPr>
+              <w:pStyle w:val="Compact"/>
+              <w:jc w:val="center"/>
+            </w:pPr>
+            <w:r>
+              <w:rPr>
+                <w:rFonts w:hint="eastAsia" w:ascii="Times New Roman" w:hAnsi="Times New Roman" w:eastAsia="FangSong" w:cs="Times New Roman"/>
+              </w:rPr>
               <w:t>题</w:t>
             </w:r>
             <w:r>
@@ -38661,45 +38683,9 @@
             </w:pPr>
             <w:r>
               <w:rPr>
-                <w:rFonts w:ascii="Times New Roman" w:hAnsi="Times New Roman" w:eastAsia="Times New Roman" w:cs="Times New Roman"/>
-              </w:rPr>
-              <w:t xml:space="preserve">2019 </w:t>
-            </w:r>
-            <w:r>
-              <w:rPr>
-                <w:rFonts w:hint="eastAsia" w:ascii="Times New Roman" w:hAnsi="Times New Roman" w:eastAsia="Times New Roman" w:cs="Times New Roman"/>
-              </w:rPr>
-              <w:t>BST4</w:t>
-            </w:r>
-            <w:r>
-              <w:rPr>
                 <w:rFonts w:hint="eastAsia" w:ascii="Times New Roman" w:hAnsi="Times New Roman" w:eastAsia="FangSong" w:cs="Times New Roman"/>
               </w:rPr>
-              <w:t>强化二</w:t>
-            </w:r>
-            <w:r>
-              <w:rPr>
-                <w:rFonts w:ascii="Times New Roman" w:hAnsi="Times New Roman" w:eastAsia="Times New Roman" w:cs="Times New Roman"/>
-              </w:rPr>
-              <w:t xml:space="preserve"> </w:t>
-            </w:r>
-            <w:r>
-              <w:rPr>
-                <w:rFonts w:hint="eastAsia" w:ascii="Times New Roman" w:hAnsi="Times New Roman" w:eastAsia="FangSong" w:cs="Times New Roman"/>
-              </w:rPr>
-              <w:t>第</w:t>
-            </w:r>
-            <w:r>
-              <w:rPr>
-                <w:rFonts w:hint="eastAsia" w:ascii="Times New Roman" w:hAnsi="Times New Roman" w:eastAsia="Times New Roman" w:cs="Times New Roman"/>
-              </w:rPr>
-              <w:t>1</w:t>
-            </w:r>
-            <w:r>
-              <w:rPr>
-                <w:rFonts w:hint="eastAsia" w:ascii="Times New Roman" w:hAnsi="Times New Roman" w:eastAsia="FangSong" w:cs="Times New Roman"/>
-              </w:rPr>
-              <w:t>题</w:t>
+              <w:t xml:space="preserve">北斗学友</w:t>
             </w:r>
           </w:p>
         </w:tc>
@@ -38729,7 +38715,7 @@
               <w:rPr>
                 <w:rFonts w:ascii="Times New Roman" w:hAnsi="Times New Roman" w:eastAsia="Times New Roman" w:cs="Times New Roman"/>
               </w:rPr>
-              <w:t xml:space="preserve">4</w:t>
+              <w:t xml:space="preserve">⭐⭐⭐⭐</w:t>
             </w:r>
           </w:p>
         </w:tc>
@@ -38762,6 +38748,21 @@
                 <w:rFonts w:ascii="Times New Roman" w:hAnsi="Times New Roman" w:eastAsia="Times New Roman" w:cs="Times New Roman"/>
               </w:rPr>
               <w:t xml:space="preserve">2</w:t>
+            </w:r>
+          </w:p>
+        </w:tc>
+        <w:tc>
+          <w:tcPr/>
+          <w:p>
+            <w:pPr>
+              <w:pStyle w:val="Compact"/>
+              <w:jc w:val="center"/>
+            </w:pPr>
+            <w:r>
+              <w:rPr>
+                <w:rFonts w:hint="eastAsia" w:ascii="Times New Roman" w:hAnsi="Times New Roman" w:eastAsia="FangSong" w:cs="Times New Roman"/>
+              </w:rPr>
+              <w:t xml:space="preserve">热重分析推断沉淀组成</w:t>
             </w:r>
           </w:p>
         </w:tc>
@@ -38825,45 +38826,9 @@
             </w:pPr>
             <w:r>
               <w:rPr>
-                <w:rFonts w:ascii="Times New Roman" w:hAnsi="Times New Roman" w:eastAsia="Times New Roman" w:cs="Times New Roman"/>
-              </w:rPr>
-              <w:t xml:space="preserve">2019 </w:t>
-            </w:r>
-            <w:r>
-              <w:rPr>
-                <w:rFonts w:hint="eastAsia" w:ascii="Times New Roman" w:hAnsi="Times New Roman" w:eastAsia="Times New Roman" w:cs="Times New Roman"/>
-              </w:rPr>
-              <w:t>BST4</w:t>
-            </w:r>
-            <w:r>
-              <w:rPr>
                 <w:rFonts w:hint="eastAsia" w:ascii="Times New Roman" w:hAnsi="Times New Roman" w:eastAsia="FangSong" w:cs="Times New Roman"/>
               </w:rPr>
-              <w:t>强化二</w:t>
-            </w:r>
-            <w:r>
-              <w:rPr>
-                <w:rFonts w:ascii="Times New Roman" w:hAnsi="Times New Roman" w:eastAsia="Times New Roman" w:cs="Times New Roman"/>
-              </w:rPr>
-              <w:t xml:space="preserve"> </w:t>
-            </w:r>
-            <w:r>
-              <w:rPr>
-                <w:rFonts w:hint="eastAsia" w:ascii="Times New Roman" w:hAnsi="Times New Roman" w:eastAsia="FangSong" w:cs="Times New Roman"/>
-              </w:rPr>
-              <w:t>第</w:t>
-            </w:r>
-            <w:r>
-              <w:rPr>
-                <w:rFonts w:hint="eastAsia" w:ascii="Times New Roman" w:hAnsi="Times New Roman" w:eastAsia="Times New Roman" w:cs="Times New Roman"/>
-              </w:rPr>
-              <w:t>5</w:t>
-            </w:r>
-            <w:r>
-              <w:rPr>
-                <w:rFonts w:hint="eastAsia" w:ascii="Times New Roman" w:hAnsi="Times New Roman" w:eastAsia="FangSong" w:cs="Times New Roman"/>
-              </w:rPr>
-              <w:t>题</w:t>
+              <w:t xml:space="preserve">北斗学友</w:t>
             </w:r>
           </w:p>
         </w:tc>
@@ -38893,7 +38858,7 @@
               <w:rPr>
                 <w:rFonts w:ascii="Times New Roman" w:hAnsi="Times New Roman" w:eastAsia="Times New Roman" w:cs="Times New Roman"/>
               </w:rPr>
-              <w:t xml:space="preserve">4</w:t>
+              <w:t xml:space="preserve">⭐⭐⭐⭐</w:t>
             </w:r>
           </w:p>
         </w:tc>
@@ -38926,6 +38891,27 @@
                 <w:rFonts w:ascii="Times New Roman" w:hAnsi="Times New Roman" w:eastAsia="Times New Roman" w:cs="Times New Roman"/>
               </w:rPr>
               <w:t xml:space="preserve">3</w:t>
+            </w:r>
+          </w:p>
+        </w:tc>
+        <w:tc>
+          <w:tcPr/>
+          <w:p>
+            <w:pPr>
+              <w:pStyle w:val="Compact"/>
+              <w:jc w:val="center"/>
+            </w:pPr>
+            <w:r>
+              <w:rPr>
+                <w:rFonts w:hint="eastAsia" w:ascii="Times New Roman" w:hAnsi="Times New Roman" w:eastAsia="Times New Roman" w:cs="Times New Roman"/>
+              </w:rPr>
+              <w:t>EDTA</w:t>
+            </w:r>
+            <w:r>
+              <w:rPr>
+                <w:rFonts w:hint="eastAsia" w:ascii="Times New Roman" w:hAnsi="Times New Roman" w:eastAsia="FangSong" w:cs="Times New Roman"/>
+              </w:rPr>
+              <w:t>掩蔽滴定</w:t>
             </w:r>
           </w:p>
         </w:tc>
@@ -38989,45 +38975,9 @@
             </w:pPr>
             <w:r>
               <w:rPr>
-                <w:rFonts w:ascii="Times New Roman" w:hAnsi="Times New Roman" w:eastAsia="Times New Roman" w:cs="Times New Roman"/>
-              </w:rPr>
-              <w:t xml:space="preserve">2019 </w:t>
-            </w:r>
-            <w:r>
-              <w:rPr>
-                <w:rFonts w:hint="eastAsia" w:ascii="Times New Roman" w:hAnsi="Times New Roman" w:eastAsia="Times New Roman" w:cs="Times New Roman"/>
-              </w:rPr>
-              <w:t>BST6</w:t>
-            </w:r>
-            <w:r>
-              <w:rPr>
                 <w:rFonts w:hint="eastAsia" w:ascii="Times New Roman" w:hAnsi="Times New Roman" w:eastAsia="FangSong" w:cs="Times New Roman"/>
               </w:rPr>
-              <w:t>冲刺一</w:t>
-            </w:r>
-            <w:r>
-              <w:rPr>
-                <w:rFonts w:ascii="Times New Roman" w:hAnsi="Times New Roman" w:eastAsia="Times New Roman" w:cs="Times New Roman"/>
-              </w:rPr>
-              <w:t xml:space="preserve"> </w:t>
-            </w:r>
-            <w:r>
-              <w:rPr>
-                <w:rFonts w:hint="eastAsia" w:ascii="Times New Roman" w:hAnsi="Times New Roman" w:eastAsia="FangSong" w:cs="Times New Roman"/>
-              </w:rPr>
-              <w:t>第</w:t>
-            </w:r>
-            <w:r>
-              <w:rPr>
-                <w:rFonts w:hint="eastAsia" w:ascii="Times New Roman" w:hAnsi="Times New Roman" w:eastAsia="Times New Roman" w:cs="Times New Roman"/>
-              </w:rPr>
-              <w:t>5</w:t>
-            </w:r>
-            <w:r>
-              <w:rPr>
-                <w:rFonts w:hint="eastAsia" w:ascii="Times New Roman" w:hAnsi="Times New Roman" w:eastAsia="FangSong" w:cs="Times New Roman"/>
-              </w:rPr>
-              <w:t>题</w:t>
+              <w:t xml:space="preserve">北斗学友</w:t>
             </w:r>
           </w:p>
         </w:tc>
@@ -39057,7 +39007,7 @@
               <w:rPr>
                 <w:rFonts w:ascii="Times New Roman" w:hAnsi="Times New Roman" w:eastAsia="Times New Roman" w:cs="Times New Roman"/>
               </w:rPr>
-              <w:t xml:space="preserve">4</w:t>
+              <w:t xml:space="preserve">⭐⭐⭐⭐</w:t>
             </w:r>
           </w:p>
         </w:tc>
@@ -39090,6 +39040,21 @@
                 <w:rFonts w:ascii="Times New Roman" w:hAnsi="Times New Roman" w:eastAsia="Times New Roman" w:cs="Times New Roman"/>
               </w:rPr>
               <w:t xml:space="preserve">4</w:t>
+            </w:r>
+          </w:p>
+        </w:tc>
+        <w:tc>
+          <w:tcPr/>
+          <w:p>
+            <w:pPr>
+              <w:pStyle w:val="Compact"/>
+              <w:jc w:val="center"/>
+            </w:pPr>
+            <w:r>
+              <w:rPr>
+                <w:rFonts w:hint="eastAsia" w:ascii="Times New Roman" w:hAnsi="Times New Roman" w:eastAsia="FangSong" w:cs="Times New Roman"/>
+              </w:rPr>
+              <w:t xml:space="preserve">硝酸锰分解定量分析</w:t>
             </w:r>
           </w:p>
         </w:tc>
@@ -39153,45 +39118,9 @@
             </w:pPr>
             <w:r>
               <w:rPr>
-                <w:rFonts w:ascii="Times New Roman" w:hAnsi="Times New Roman" w:eastAsia="Times New Roman" w:cs="Times New Roman"/>
-              </w:rPr>
-              <w:t xml:space="preserve">2018 </w:t>
-            </w:r>
-            <w:r>
-              <w:rPr>
-                <w:rFonts w:hint="eastAsia" w:ascii="Times New Roman" w:hAnsi="Times New Roman" w:eastAsia="Times New Roman" w:cs="Times New Roman"/>
-              </w:rPr>
-              <w:t>BAT3</w:t>
-            </w:r>
-            <w:r>
-              <w:rPr>
                 <w:rFonts w:hint="eastAsia" w:ascii="Times New Roman" w:hAnsi="Times New Roman" w:eastAsia="FangSong" w:cs="Times New Roman"/>
               </w:rPr>
-              <w:t>一模</w:t>
-            </w:r>
-            <w:r>
-              <w:rPr>
-                <w:rFonts w:ascii="Times New Roman" w:hAnsi="Times New Roman" w:eastAsia="Times New Roman" w:cs="Times New Roman"/>
-              </w:rPr>
-              <w:t xml:space="preserve"> </w:t>
-            </w:r>
-            <w:r>
-              <w:rPr>
-                <w:rFonts w:hint="eastAsia" w:ascii="Times New Roman" w:hAnsi="Times New Roman" w:eastAsia="FangSong" w:cs="Times New Roman"/>
-              </w:rPr>
-              <w:t>第</w:t>
-            </w:r>
-            <w:r>
-              <w:rPr>
-                <w:rFonts w:hint="eastAsia" w:ascii="Times New Roman" w:hAnsi="Times New Roman" w:eastAsia="Times New Roman" w:cs="Times New Roman"/>
-              </w:rPr>
-              <w:t>3</w:t>
-            </w:r>
-            <w:r>
-              <w:rPr>
-                <w:rFonts w:hint="eastAsia" w:ascii="Times New Roman" w:hAnsi="Times New Roman" w:eastAsia="FangSong" w:cs="Times New Roman"/>
-              </w:rPr>
-              <w:t>题</w:t>
+              <w:t xml:space="preserve">北斗学友</w:t>
             </w:r>
           </w:p>
         </w:tc>
@@ -39221,7 +39150,7 @@
               <w:rPr>
                 <w:rFonts w:ascii="Times New Roman" w:hAnsi="Times New Roman" w:eastAsia="Times New Roman" w:cs="Times New Roman"/>
               </w:rPr>
-              <w:t xml:space="preserve">5</w:t>
+              <w:t xml:space="preserve">⭐⭐⭐⭐⭐</w:t>
             </w:r>
           </w:p>
         </w:tc>
@@ -39254,6 +39183,21 @@
                 <w:rFonts w:ascii="Times New Roman" w:hAnsi="Times New Roman" w:eastAsia="Times New Roman" w:cs="Times New Roman"/>
               </w:rPr>
               <w:t xml:space="preserve">5</w:t>
+            </w:r>
+          </w:p>
+        </w:tc>
+        <w:tc>
+          <w:tcPr/>
+          <w:p>
+            <w:pPr>
+              <w:pStyle w:val="Compact"/>
+              <w:jc w:val="center"/>
+            </w:pPr>
+            <w:r>
+              <w:rPr>
+                <w:rFonts w:hint="eastAsia" w:ascii="Times New Roman" w:hAnsi="Times New Roman" w:eastAsia="FangSong" w:cs="Times New Roman"/>
+              </w:rPr>
+              <w:t xml:space="preserve">铀的氧化态化学</w:t>
             </w:r>
           </w:p>
         </w:tc>
@@ -39317,45 +39261,9 @@
             </w:pPr>
             <w:r>
               <w:rPr>
-                <w:rFonts w:ascii="Times New Roman" w:hAnsi="Times New Roman" w:eastAsia="Times New Roman" w:cs="Times New Roman"/>
-              </w:rPr>
-              <w:t xml:space="preserve">2017 </w:t>
-            </w:r>
-            <w:r>
-              <w:rPr>
-                <w:rFonts w:hint="eastAsia" w:ascii="Times New Roman" w:hAnsi="Times New Roman" w:eastAsia="Times New Roman" w:cs="Times New Roman"/>
-              </w:rPr>
-              <w:t>BST7</w:t>
-            </w:r>
-            <w:r>
-              <w:rPr>
                 <w:rFonts w:hint="eastAsia" w:ascii="Times New Roman" w:hAnsi="Times New Roman" w:eastAsia="FangSong" w:cs="Times New Roman"/>
               </w:rPr>
-              <w:t>押题一</w:t>
-            </w:r>
-            <w:r>
-              <w:rPr>
-                <w:rFonts w:ascii="Times New Roman" w:hAnsi="Times New Roman" w:eastAsia="Times New Roman" w:cs="Times New Roman"/>
-              </w:rPr>
-              <w:t xml:space="preserve"> </w:t>
-            </w:r>
-            <w:r>
-              <w:rPr>
-                <w:rFonts w:hint="eastAsia" w:ascii="Times New Roman" w:hAnsi="Times New Roman" w:eastAsia="FangSong" w:cs="Times New Roman"/>
-              </w:rPr>
-              <w:t>第</w:t>
-            </w:r>
-            <w:r>
-              <w:rPr>
-                <w:rFonts w:hint="eastAsia" w:ascii="Times New Roman" w:hAnsi="Times New Roman" w:eastAsia="Times New Roman" w:cs="Times New Roman"/>
-              </w:rPr>
-              <w:t>3</w:t>
-            </w:r>
-            <w:r>
-              <w:rPr>
-                <w:rFonts w:hint="eastAsia" w:ascii="Times New Roman" w:hAnsi="Times New Roman" w:eastAsia="FangSong" w:cs="Times New Roman"/>
-              </w:rPr>
-              <w:t>题</w:t>
+              <w:t xml:space="preserve">北斗学友</w:t>
             </w:r>
           </w:p>
         </w:tc>
@@ -39385,7 +39293,7 @@
               <w:rPr>
                 <w:rFonts w:ascii="Times New Roman" w:hAnsi="Times New Roman" w:eastAsia="Times New Roman" w:cs="Times New Roman"/>
               </w:rPr>
-              <w:t xml:space="preserve">5</w:t>
+              <w:t xml:space="preserve">⭐⭐⭐⭐⭐</w:t>
             </w:r>
           </w:p>
         </w:tc>
@@ -39418,6 +39326,27 @@
                 <w:rFonts w:ascii="Times New Roman" w:hAnsi="Times New Roman" w:eastAsia="Times New Roman" w:cs="Times New Roman"/>
               </w:rPr>
               <w:t xml:space="preserve">6</w:t>
+            </w:r>
+          </w:p>
+        </w:tc>
+        <w:tc>
+          <w:tcPr/>
+          <w:p>
+            <w:pPr>
+              <w:pStyle w:val="Compact"/>
+              <w:jc w:val="center"/>
+            </w:pPr>
+            <w:r>
+              <w:rPr>
+                <w:rFonts w:hint="eastAsia" w:ascii="Times New Roman" w:hAnsi="Times New Roman" w:eastAsia="FangSong" w:cs="Times New Roman"/>
+              </w:rPr>
+              <w:t>高锰酸钾法测定</w:t>
+            </w:r>
+            <w:r>
+              <w:rPr>
+                <w:rFonts w:hint="eastAsia" w:ascii="Times New Roman" w:hAnsi="Times New Roman" w:eastAsia="Times New Roman" w:cs="Times New Roman"/>
+              </w:rPr>
+              <w:t>COD</w:t>
             </w:r>
           </w:p>
         </w:tc>
@@ -39487,45 +39416,9 @@
             </w:pPr>
             <w:r>
               <w:rPr>
-                <w:rFonts w:ascii="Times New Roman" w:hAnsi="Times New Roman" w:eastAsia="Times New Roman" w:cs="Times New Roman"/>
-              </w:rPr>
-              <w:t xml:space="preserve">2016 </w:t>
-            </w:r>
-            <w:r>
-              <w:rPr>
-                <w:rFonts w:hint="eastAsia" w:ascii="Times New Roman" w:hAnsi="Times New Roman" w:eastAsia="Times New Roman" w:cs="Times New Roman"/>
-              </w:rPr>
-              <w:t>BST7</w:t>
-            </w:r>
-            <w:r>
-              <w:rPr>
                 <w:rFonts w:hint="eastAsia" w:ascii="Times New Roman" w:hAnsi="Times New Roman" w:eastAsia="FangSong" w:cs="Times New Roman"/>
               </w:rPr>
-              <w:t>押题一</w:t>
-            </w:r>
-            <w:r>
-              <w:rPr>
-                <w:rFonts w:ascii="Times New Roman" w:hAnsi="Times New Roman" w:eastAsia="Times New Roman" w:cs="Times New Roman"/>
-              </w:rPr>
-              <w:t xml:space="preserve"> </w:t>
-            </w:r>
-            <w:r>
-              <w:rPr>
-                <w:rFonts w:hint="eastAsia" w:ascii="Times New Roman" w:hAnsi="Times New Roman" w:eastAsia="FangSong" w:cs="Times New Roman"/>
-              </w:rPr>
-              <w:t>第</w:t>
-            </w:r>
-            <w:r>
-              <w:rPr>
-                <w:rFonts w:hint="eastAsia" w:ascii="Times New Roman" w:hAnsi="Times New Roman" w:eastAsia="Times New Roman" w:cs="Times New Roman"/>
-              </w:rPr>
-              <w:t>4</w:t>
-            </w:r>
-            <w:r>
-              <w:rPr>
-                <w:rFonts w:hint="eastAsia" w:ascii="Times New Roman" w:hAnsi="Times New Roman" w:eastAsia="FangSong" w:cs="Times New Roman"/>
-              </w:rPr>
-              <w:t>题</w:t>
+              <w:t xml:space="preserve">北斗学友</w:t>
             </w:r>
           </w:p>
         </w:tc>
@@ -39555,7 +39448,7 @@
               <w:rPr>
                 <w:rFonts w:ascii="Times New Roman" w:hAnsi="Times New Roman" w:eastAsia="Times New Roman" w:cs="Times New Roman"/>
               </w:rPr>
-              <w:t xml:space="preserve">4</w:t>
+              <w:t xml:space="preserve">⭐⭐⭐⭐</w:t>
             </w:r>
           </w:p>
         </w:tc>
@@ -39588,6 +39481,21 @@
                 <w:rFonts w:ascii="Times New Roman" w:hAnsi="Times New Roman" w:eastAsia="Times New Roman" w:cs="Times New Roman"/>
               </w:rPr>
               <w:t xml:space="preserve">7</w:t>
+            </w:r>
+          </w:p>
+        </w:tc>
+        <w:tc>
+          <w:tcPr/>
+          <w:p>
+            <w:pPr>
+              <w:pStyle w:val="Compact"/>
+              <w:jc w:val="center"/>
+            </w:pPr>
+            <w:r>
+              <w:rPr>
+                <w:rFonts w:hint="eastAsia" w:ascii="Times New Roman" w:hAnsi="Times New Roman" w:eastAsia="FangSong" w:cs="Times New Roman"/>
+              </w:rPr>
+              <w:t xml:space="preserve">铅电极电位滴定测硫</w:t>
             </w:r>
           </w:p>
         </w:tc>
@@ -39651,45 +39559,9 @@
             </w:pPr>
             <w:r>
               <w:rPr>
-                <w:rFonts w:ascii="Times New Roman" w:hAnsi="Times New Roman" w:eastAsia="Times New Roman" w:cs="Times New Roman"/>
-              </w:rPr>
-              <w:t xml:space="preserve">2017 </w:t>
-            </w:r>
-            <w:r>
-              <w:rPr>
-                <w:rFonts w:hint="eastAsia" w:ascii="Times New Roman" w:hAnsi="Times New Roman" w:eastAsia="Times New Roman" w:cs="Times New Roman"/>
-              </w:rPr>
-              <w:t>BAT3</w:t>
-            </w:r>
-            <w:r>
-              <w:rPr>
                 <w:rFonts w:hint="eastAsia" w:ascii="Times New Roman" w:hAnsi="Times New Roman" w:eastAsia="FangSong" w:cs="Times New Roman"/>
               </w:rPr>
-              <w:t>一模</w:t>
-            </w:r>
-            <w:r>
-              <w:rPr>
-                <w:rFonts w:ascii="Times New Roman" w:hAnsi="Times New Roman" w:eastAsia="Times New Roman" w:cs="Times New Roman"/>
-              </w:rPr>
-              <w:t xml:space="preserve"> </w:t>
-            </w:r>
-            <w:r>
-              <w:rPr>
-                <w:rFonts w:hint="eastAsia" w:ascii="Times New Roman" w:hAnsi="Times New Roman" w:eastAsia="FangSong" w:cs="Times New Roman"/>
-              </w:rPr>
-              <w:t>第</w:t>
-            </w:r>
-            <w:r>
-              <w:rPr>
-                <w:rFonts w:hint="eastAsia" w:ascii="Times New Roman" w:hAnsi="Times New Roman" w:eastAsia="Times New Roman" w:cs="Times New Roman"/>
-              </w:rPr>
-              <w:t>6</w:t>
-            </w:r>
-            <w:r>
-              <w:rPr>
-                <w:rFonts w:hint="eastAsia" w:ascii="Times New Roman" w:hAnsi="Times New Roman" w:eastAsia="FangSong" w:cs="Times New Roman"/>
-              </w:rPr>
-              <w:t>题</w:t>
+              <w:t xml:space="preserve">北斗学友</w:t>
             </w:r>
           </w:p>
         </w:tc>
@@ -39719,7 +39591,7 @@
               <w:rPr>
                 <w:rFonts w:ascii="Times New Roman" w:hAnsi="Times New Roman" w:eastAsia="Times New Roman" w:cs="Times New Roman"/>
               </w:rPr>
-              <w:t xml:space="preserve">5</w:t>
+              <w:t xml:space="preserve">⭐⭐⭐⭐⭐</w:t>
             </w:r>
           </w:p>
         </w:tc>
@@ -39752,6 +39624,21 @@
                 <w:rFonts w:ascii="Times New Roman" w:hAnsi="Times New Roman" w:eastAsia="Times New Roman" w:cs="Times New Roman"/>
               </w:rPr>
               <w:t xml:space="preserve">8</w:t>
+            </w:r>
+          </w:p>
+        </w:tc>
+        <w:tc>
+          <w:tcPr/>
+          <w:p>
+            <w:pPr>
+              <w:pStyle w:val="Compact"/>
+              <w:jc w:val="center"/>
+            </w:pPr>
+            <w:r>
+              <w:rPr>
+                <w:rFonts w:hint="eastAsia" w:ascii="Times New Roman" w:hAnsi="Times New Roman" w:eastAsia="FangSong" w:cs="Times New Roman"/>
+              </w:rPr>
+              <w:t xml:space="preserve">亚硝酸镍钡晶胞</w:t>
             </w:r>
           </w:p>
         </w:tc>
@@ -39815,45 +39702,9 @@
             </w:pPr>
             <w:r>
               <w:rPr>
-                <w:rFonts w:ascii="Times New Roman" w:hAnsi="Times New Roman" w:eastAsia="Times New Roman" w:cs="Times New Roman"/>
-              </w:rPr>
-              <w:t xml:space="preserve">2018 </w:t>
-            </w:r>
-            <w:r>
-              <w:rPr>
-                <w:rFonts w:hint="eastAsia" w:ascii="Times New Roman" w:hAnsi="Times New Roman" w:eastAsia="Times New Roman" w:cs="Times New Roman"/>
-              </w:rPr>
-              <w:t>BAT4</w:t>
-            </w:r>
-            <w:r>
-              <w:rPr>
                 <w:rFonts w:hint="eastAsia" w:ascii="Times New Roman" w:hAnsi="Times New Roman" w:eastAsia="FangSong" w:cs="Times New Roman"/>
               </w:rPr>
-              <w:t>二模</w:t>
-            </w:r>
-            <w:r>
-              <w:rPr>
-                <w:rFonts w:ascii="Times New Roman" w:hAnsi="Times New Roman" w:eastAsia="Times New Roman" w:cs="Times New Roman"/>
-              </w:rPr>
-              <w:t xml:space="preserve"> </w:t>
-            </w:r>
-            <w:r>
-              <w:rPr>
-                <w:rFonts w:hint="eastAsia" w:ascii="Times New Roman" w:hAnsi="Times New Roman" w:eastAsia="FangSong" w:cs="Times New Roman"/>
-              </w:rPr>
-              <w:t>第</w:t>
-            </w:r>
-            <w:r>
-              <w:rPr>
-                <w:rFonts w:hint="eastAsia" w:ascii="Times New Roman" w:hAnsi="Times New Roman" w:eastAsia="Times New Roman" w:cs="Times New Roman"/>
-              </w:rPr>
-              <w:t>6</w:t>
-            </w:r>
-            <w:r>
-              <w:rPr>
-                <w:rFonts w:hint="eastAsia" w:ascii="Times New Roman" w:hAnsi="Times New Roman" w:eastAsia="FangSong" w:cs="Times New Roman"/>
-              </w:rPr>
-              <w:t>题</w:t>
+              <w:t xml:space="preserve">北斗学友</w:t>
             </w:r>
           </w:p>
         </w:tc>
@@ -39883,7 +39734,7 @@
               <w:rPr>
                 <w:rFonts w:ascii="Times New Roman" w:hAnsi="Times New Roman" w:eastAsia="Times New Roman" w:cs="Times New Roman"/>
               </w:rPr>
-              <w:t xml:space="preserve">5</w:t>
+              <w:t xml:space="preserve">⭐⭐⭐⭐⭐</w:t>
             </w:r>
           </w:p>
         </w:tc>
@@ -39916,6 +39767,21 @@
                 <w:rFonts w:ascii="Times New Roman" w:hAnsi="Times New Roman" w:eastAsia="Times New Roman" w:cs="Times New Roman"/>
               </w:rPr>
               <w:t xml:space="preserve">9</w:t>
+            </w:r>
+          </w:p>
+        </w:tc>
+        <w:tc>
+          <w:tcPr/>
+          <w:p>
+            <w:pPr>
+              <w:pStyle w:val="Compact"/>
+              <w:jc w:val="center"/>
+            </w:pPr>
+            <w:r>
+              <w:rPr>
+                <w:rFonts w:hint="eastAsia" w:ascii="Times New Roman" w:hAnsi="Times New Roman" w:eastAsia="FangSong" w:cs="Times New Roman"/>
+              </w:rPr>
+              <w:t xml:space="preserve">铁的两种晶型密度</w:t>
             </w:r>
           </w:p>
         </w:tc>
@@ -39979,45 +39845,9 @@
             </w:pPr>
             <w:r>
               <w:rPr>
-                <w:rFonts w:ascii="Times New Roman" w:hAnsi="Times New Roman" w:eastAsia="Times New Roman" w:cs="Times New Roman"/>
-              </w:rPr>
-              <w:t xml:space="preserve">2018 </w:t>
-            </w:r>
-            <w:r>
-              <w:rPr>
-                <w:rFonts w:hint="eastAsia" w:ascii="Times New Roman" w:hAnsi="Times New Roman" w:eastAsia="Times New Roman" w:cs="Times New Roman"/>
-              </w:rPr>
-              <w:t>BST7</w:t>
-            </w:r>
-            <w:r>
-              <w:rPr>
                 <w:rFonts w:hint="eastAsia" w:ascii="Times New Roman" w:hAnsi="Times New Roman" w:eastAsia="FangSong" w:cs="Times New Roman"/>
               </w:rPr>
-              <w:t>押题二</w:t>
-            </w:r>
-            <w:r>
-              <w:rPr>
-                <w:rFonts w:ascii="Times New Roman" w:hAnsi="Times New Roman" w:eastAsia="Times New Roman" w:cs="Times New Roman"/>
-              </w:rPr>
-              <w:t xml:space="preserve"> </w:t>
-            </w:r>
-            <w:r>
-              <w:rPr>
-                <w:rFonts w:hint="eastAsia" w:ascii="Times New Roman" w:hAnsi="Times New Roman" w:eastAsia="FangSong" w:cs="Times New Roman"/>
-              </w:rPr>
-              <w:t>第</w:t>
-            </w:r>
-            <w:r>
-              <w:rPr>
-                <w:rFonts w:hint="eastAsia" w:ascii="Times New Roman" w:hAnsi="Times New Roman" w:eastAsia="Times New Roman" w:cs="Times New Roman"/>
-              </w:rPr>
-              <w:t>5</w:t>
-            </w:r>
-            <w:r>
-              <w:rPr>
-                <w:rFonts w:hint="eastAsia" w:ascii="Times New Roman" w:hAnsi="Times New Roman" w:eastAsia="FangSong" w:cs="Times New Roman"/>
-              </w:rPr>
-              <w:t>题</w:t>
+              <w:t xml:space="preserve">北斗学友</w:t>
             </w:r>
           </w:p>
         </w:tc>
@@ -40047,7 +39877,7 @@
               <w:rPr>
                 <w:rFonts w:ascii="Times New Roman" w:hAnsi="Times New Roman" w:eastAsia="Times New Roman" w:cs="Times New Roman"/>
               </w:rPr>
-              <w:t xml:space="preserve">4</w:t>
+              <w:t xml:space="preserve">⭐⭐⭐⭐</w:t>
             </w:r>
           </w:p>
         </w:tc>
@@ -40080,6 +39910,21 @@
                 <w:rFonts w:ascii="Times New Roman" w:hAnsi="Times New Roman" w:eastAsia="Times New Roman" w:cs="Times New Roman"/>
               </w:rPr>
               <w:t xml:space="preserve">10</w:t>
+            </w:r>
+          </w:p>
+        </w:tc>
+        <w:tc>
+          <w:tcPr/>
+          <w:p>
+            <w:pPr>
+              <w:pStyle w:val="Compact"/>
+              <w:jc w:val="center"/>
+            </w:pPr>
+            <w:r>
+              <w:rPr>
+                <w:rFonts w:hint="eastAsia" w:ascii="Times New Roman" w:hAnsi="Times New Roman" w:eastAsia="FangSong" w:cs="Times New Roman"/>
+              </w:rPr>
+              <w:t xml:space="preserve">硫氮氧物种与全氮离子</w:t>
             </w:r>
           </w:p>
         </w:tc>
@@ -40143,45 +39988,9 @@
             </w:pPr>
             <w:r>
               <w:rPr>
-                <w:rFonts w:ascii="Times New Roman" w:hAnsi="Times New Roman" w:eastAsia="Times New Roman" w:cs="Times New Roman"/>
-              </w:rPr>
-              <w:t xml:space="preserve">2017 </w:t>
-            </w:r>
-            <w:r>
-              <w:rPr>
-                <w:rFonts w:hint="eastAsia" w:ascii="Times New Roman" w:hAnsi="Times New Roman" w:eastAsia="Times New Roman" w:cs="Times New Roman"/>
-              </w:rPr>
-              <w:t>BST6</w:t>
-            </w:r>
-            <w:r>
-              <w:rPr>
                 <w:rFonts w:hint="eastAsia" w:ascii="Times New Roman" w:hAnsi="Times New Roman" w:eastAsia="FangSong" w:cs="Times New Roman"/>
               </w:rPr>
-              <w:t>冲刺二</w:t>
-            </w:r>
-            <w:r>
-              <w:rPr>
-                <w:rFonts w:ascii="Times New Roman" w:hAnsi="Times New Roman" w:eastAsia="Times New Roman" w:cs="Times New Roman"/>
-              </w:rPr>
-              <w:t xml:space="preserve"> </w:t>
-            </w:r>
-            <w:r>
-              <w:rPr>
-                <w:rFonts w:hint="eastAsia" w:ascii="Times New Roman" w:hAnsi="Times New Roman" w:eastAsia="FangSong" w:cs="Times New Roman"/>
-              </w:rPr>
-              <w:t>第</w:t>
-            </w:r>
-            <w:r>
-              <w:rPr>
-                <w:rFonts w:hint="eastAsia" w:ascii="Times New Roman" w:hAnsi="Times New Roman" w:eastAsia="Times New Roman" w:cs="Times New Roman"/>
-              </w:rPr>
-              <w:t>3</w:t>
-            </w:r>
-            <w:r>
-              <w:rPr>
-                <w:rFonts w:hint="eastAsia" w:ascii="Times New Roman" w:hAnsi="Times New Roman" w:eastAsia="FangSong" w:cs="Times New Roman"/>
-              </w:rPr>
-              <w:t>题</w:t>
+              <w:t xml:space="preserve">北斗学友</w:t>
             </w:r>
           </w:p>
         </w:tc>
@@ -40211,7 +40020,7 @@
               <w:rPr>
                 <w:rFonts w:ascii="Times New Roman" w:hAnsi="Times New Roman" w:eastAsia="Times New Roman" w:cs="Times New Roman"/>
               </w:rPr>
-              <w:t xml:space="preserve">5</w:t>
+              <w:t xml:space="preserve">⭐⭐⭐⭐⭐</w:t>
             </w:r>
           </w:p>
         </w:tc>
@@ -40244,6 +40053,39 @@
                 <w:rFonts w:ascii="Times New Roman" w:hAnsi="Times New Roman" w:eastAsia="Times New Roman" w:cs="Times New Roman"/>
               </w:rPr>
               <w:t xml:space="preserve">11</w:t>
+            </w:r>
+          </w:p>
+        </w:tc>
+        <w:tc>
+          <w:tcPr/>
+          <w:p>
+            <w:pPr>
+              <w:pStyle w:val="Compact"/>
+              <w:jc w:val="center"/>
+            </w:pPr>
+            <w:r>
+              <w:rPr>
+                <w:rFonts w:hint="eastAsia" w:ascii="Times New Roman" w:hAnsi="Times New Roman" w:eastAsia="Times New Roman" w:cs="Times New Roman"/>
+              </w:rPr>
+              <w:t>Zintl</w:t>
+            </w:r>
+            <w:r>
+              <w:rPr>
+                <w:rFonts w:hint="eastAsia" w:ascii="Times New Roman" w:hAnsi="Times New Roman" w:eastAsia="FangSong" w:cs="Times New Roman"/>
+              </w:rPr>
+              <w:t>相与</w:t>
+            </w:r>
+            <w:r>
+              <w:rPr>
+                <w:rFonts w:hint="eastAsia" w:ascii="Times New Roman" w:hAnsi="Times New Roman" w:eastAsia="Times New Roman" w:cs="Times New Roman"/>
+              </w:rPr>
+              <w:t>KGa3</w:t>
+            </w:r>
+            <w:r>
+              <w:rPr>
+                <w:rFonts w:hint="eastAsia" w:ascii="Times New Roman" w:hAnsi="Times New Roman" w:eastAsia="FangSong" w:cs="Times New Roman"/>
+              </w:rPr>
+              <w:t>晶体结构</w:t>
             </w:r>
           </w:p>
         </w:tc>
@@ -40319,45 +40161,9 @@
             </w:pPr>
             <w:r>
               <w:rPr>
-                <w:rFonts w:ascii="Times New Roman" w:hAnsi="Times New Roman" w:eastAsia="Times New Roman" w:cs="Times New Roman"/>
-              </w:rPr>
-              <w:t xml:space="preserve">2016 </w:t>
-            </w:r>
-            <w:r>
-              <w:rPr>
-                <w:rFonts w:hint="eastAsia" w:ascii="Times New Roman" w:hAnsi="Times New Roman" w:eastAsia="Times New Roman" w:cs="Times New Roman"/>
-              </w:rPr>
-              <w:t>BAT3</w:t>
-            </w:r>
-            <w:r>
-              <w:rPr>
                 <w:rFonts w:hint="eastAsia" w:ascii="Times New Roman" w:hAnsi="Times New Roman" w:eastAsia="FangSong" w:cs="Times New Roman"/>
               </w:rPr>
-              <w:t>一模</w:t>
-            </w:r>
-            <w:r>
-              <w:rPr>
-                <w:rFonts w:ascii="Times New Roman" w:hAnsi="Times New Roman" w:eastAsia="Times New Roman" w:cs="Times New Roman"/>
-              </w:rPr>
-              <w:t xml:space="preserve"> </w:t>
-            </w:r>
-            <w:r>
-              <w:rPr>
-                <w:rFonts w:hint="eastAsia" w:ascii="Times New Roman" w:hAnsi="Times New Roman" w:eastAsia="FangSong" w:cs="Times New Roman"/>
-              </w:rPr>
-              <w:t>第</w:t>
-            </w:r>
-            <w:r>
-              <w:rPr>
-                <w:rFonts w:hint="eastAsia" w:ascii="Times New Roman" w:hAnsi="Times New Roman" w:eastAsia="Times New Roman" w:cs="Times New Roman"/>
-              </w:rPr>
-              <w:t>3</w:t>
-            </w:r>
-            <w:r>
-              <w:rPr>
-                <w:rFonts w:hint="eastAsia" w:ascii="Times New Roman" w:hAnsi="Times New Roman" w:eastAsia="FangSong" w:cs="Times New Roman"/>
-              </w:rPr>
-              <w:t>题</w:t>
+              <w:t xml:space="preserve">北斗学友</w:t>
             </w:r>
           </w:p>
         </w:tc>
@@ -40387,7 +40193,7 @@
               <w:rPr>
                 <w:rFonts w:ascii="Times New Roman" w:hAnsi="Times New Roman" w:eastAsia="Times New Roman" w:cs="Times New Roman"/>
               </w:rPr>
-              <w:t xml:space="preserve">4</w:t>
+              <w:t xml:space="preserve">⭐⭐⭐⭐</w:t>
             </w:r>
           </w:p>
         </w:tc>
@@ -40420,6 +40226,21 @@
                 <w:rFonts w:ascii="Times New Roman" w:hAnsi="Times New Roman" w:eastAsia="Times New Roman" w:cs="Times New Roman"/>
               </w:rPr>
               <w:t xml:space="preserve">12</w:t>
+            </w:r>
+          </w:p>
+        </w:tc>
+        <w:tc>
+          <w:tcPr/>
+          <w:p>
+            <w:pPr>
+              <w:pStyle w:val="Compact"/>
+              <w:jc w:val="center"/>
+            </w:pPr>
+            <w:r>
+              <w:rPr>
+                <w:rFonts w:hint="eastAsia" w:ascii="Times New Roman" w:hAnsi="Times New Roman" w:eastAsia="FangSong" w:cs="Times New Roman"/>
+              </w:rPr>
+              <w:t xml:space="preserve">杂多阴离子结构</w:t>
             </w:r>
           </w:p>
         </w:tc>
@@ -40483,45 +40304,9 @@
             </w:pPr>
             <w:r>
               <w:rPr>
-                <w:rFonts w:ascii="Times New Roman" w:hAnsi="Times New Roman" w:eastAsia="Times New Roman" w:cs="Times New Roman"/>
-              </w:rPr>
-              <w:t xml:space="preserve">2015 </w:t>
-            </w:r>
-            <w:r>
-              <w:rPr>
-                <w:rFonts w:hint="eastAsia" w:ascii="Times New Roman" w:hAnsi="Times New Roman" w:eastAsia="Times New Roman" w:cs="Times New Roman"/>
-              </w:rPr>
-              <w:t>BST6</w:t>
-            </w:r>
-            <w:r>
-              <w:rPr>
                 <w:rFonts w:hint="eastAsia" w:ascii="Times New Roman" w:hAnsi="Times New Roman" w:eastAsia="FangSong" w:cs="Times New Roman"/>
               </w:rPr>
-              <w:t>冲刺一</w:t>
-            </w:r>
-            <w:r>
-              <w:rPr>
-                <w:rFonts w:ascii="Times New Roman" w:hAnsi="Times New Roman" w:eastAsia="Times New Roman" w:cs="Times New Roman"/>
-              </w:rPr>
-              <w:t xml:space="preserve"> </w:t>
-            </w:r>
-            <w:r>
-              <w:rPr>
-                <w:rFonts w:hint="eastAsia" w:ascii="Times New Roman" w:hAnsi="Times New Roman" w:eastAsia="FangSong" w:cs="Times New Roman"/>
-              </w:rPr>
-              <w:t>第</w:t>
-            </w:r>
-            <w:r>
-              <w:rPr>
-                <w:rFonts w:hint="eastAsia" w:ascii="Times New Roman" w:hAnsi="Times New Roman" w:eastAsia="Times New Roman" w:cs="Times New Roman"/>
-              </w:rPr>
-              <w:t>5</w:t>
-            </w:r>
-            <w:r>
-              <w:rPr>
-                <w:rFonts w:hint="eastAsia" w:ascii="Times New Roman" w:hAnsi="Times New Roman" w:eastAsia="FangSong" w:cs="Times New Roman"/>
-              </w:rPr>
-              <w:t>题</w:t>
+              <w:t xml:space="preserve">北斗学友</w:t>
             </w:r>
           </w:p>
         </w:tc>
@@ -40551,7 +40336,7 @@
               <w:rPr>
                 <w:rFonts w:ascii="Times New Roman" w:hAnsi="Times New Roman" w:eastAsia="Times New Roman" w:cs="Times New Roman"/>
               </w:rPr>
-              <w:t xml:space="preserve">4</w:t>
+              <w:t xml:space="preserve">⭐⭐⭐⭐</w:t>
             </w:r>
           </w:p>
         </w:tc>
@@ -40584,6 +40369,21 @@
                 <w:rFonts w:ascii="Times New Roman" w:hAnsi="Times New Roman" w:eastAsia="Times New Roman" w:cs="Times New Roman"/>
               </w:rPr>
               <w:t xml:space="preserve">13</w:t>
+            </w:r>
+          </w:p>
+        </w:tc>
+        <w:tc>
+          <w:tcPr/>
+          <w:p>
+            <w:pPr>
+              <w:pStyle w:val="Compact"/>
+              <w:jc w:val="center"/>
+            </w:pPr>
+            <w:r>
+              <w:rPr>
+                <w:rFonts w:hint="eastAsia" w:ascii="Times New Roman" w:hAnsi="Times New Roman" w:eastAsia="FangSong" w:cs="Times New Roman"/>
+              </w:rPr>
+              <w:t xml:space="preserve">三氧化硫三聚平衡</w:t>
             </w:r>
           </w:p>
         </w:tc>
@@ -40647,45 +40447,9 @@
             </w:pPr>
             <w:r>
               <w:rPr>
-                <w:rFonts w:ascii="Times New Roman" w:hAnsi="Times New Roman" w:eastAsia="Times New Roman" w:cs="Times New Roman"/>
-              </w:rPr>
-              <w:t xml:space="preserve">2019 </w:t>
-            </w:r>
-            <w:r>
-              <w:rPr>
-                <w:rFonts w:hint="eastAsia" w:ascii="Times New Roman" w:hAnsi="Times New Roman" w:eastAsia="Times New Roman" w:cs="Times New Roman"/>
-              </w:rPr>
-              <w:t>BST6</w:t>
-            </w:r>
-            <w:r>
-              <w:rPr>
                 <w:rFonts w:hint="eastAsia" w:ascii="Times New Roman" w:hAnsi="Times New Roman" w:eastAsia="FangSong" w:cs="Times New Roman"/>
               </w:rPr>
-              <w:t>冲刺二</w:t>
-            </w:r>
-            <w:r>
-              <w:rPr>
-                <w:rFonts w:ascii="Times New Roman" w:hAnsi="Times New Roman" w:eastAsia="Times New Roman" w:cs="Times New Roman"/>
-              </w:rPr>
-              <w:t xml:space="preserve"> </w:t>
-            </w:r>
-            <w:r>
-              <w:rPr>
-                <w:rFonts w:hint="eastAsia" w:ascii="Times New Roman" w:hAnsi="Times New Roman" w:eastAsia="FangSong" w:cs="Times New Roman"/>
-              </w:rPr>
-              <w:t>第</w:t>
-            </w:r>
-            <w:r>
-              <w:rPr>
-                <w:rFonts w:hint="eastAsia" w:ascii="Times New Roman" w:hAnsi="Times New Roman" w:eastAsia="Times New Roman" w:cs="Times New Roman"/>
-              </w:rPr>
-              <w:t>3</w:t>
-            </w:r>
-            <w:r>
-              <w:rPr>
-                <w:rFonts w:hint="eastAsia" w:ascii="Times New Roman" w:hAnsi="Times New Roman" w:eastAsia="FangSong" w:cs="Times New Roman"/>
-              </w:rPr>
-              <w:t>题</w:t>
+              <w:t xml:space="preserve">北斗学友</w:t>
             </w:r>
           </w:p>
         </w:tc>
@@ -40715,7 +40479,7 @@
               <w:rPr>
                 <w:rFonts w:ascii="Times New Roman" w:hAnsi="Times New Roman" w:eastAsia="Times New Roman" w:cs="Times New Roman"/>
               </w:rPr>
-              <w:t xml:space="preserve">5</w:t>
+              <w:t xml:space="preserve">⭐⭐⭐⭐⭐</w:t>
             </w:r>
           </w:p>
         </w:tc>
@@ -40748,6 +40512,21 @@
                 <w:rFonts w:ascii="Times New Roman" w:hAnsi="Times New Roman" w:eastAsia="Times New Roman" w:cs="Times New Roman"/>
               </w:rPr>
               <w:t xml:space="preserve">14</w:t>
+            </w:r>
+          </w:p>
+        </w:tc>
+        <w:tc>
+          <w:tcPr/>
+          <w:p>
+            <w:pPr>
+              <w:pStyle w:val="Compact"/>
+              <w:jc w:val="center"/>
+            </w:pPr>
+            <w:r>
+              <w:rPr>
+                <w:rFonts w:hint="eastAsia" w:ascii="Times New Roman" w:hAnsi="Times New Roman" w:eastAsia="FangSong" w:cs="Times New Roman"/>
+              </w:rPr>
+              <w:t xml:space="preserve">碱性锌锰电池</w:t>
             </w:r>
           </w:p>
         </w:tc>
@@ -40811,45 +40590,9 @@
             </w:pPr>
             <w:r>
               <w:rPr>
-                <w:rFonts w:ascii="Times New Roman" w:hAnsi="Times New Roman" w:eastAsia="Times New Roman" w:cs="Times New Roman"/>
-              </w:rPr>
-              <w:t xml:space="preserve">2018 </w:t>
-            </w:r>
-            <w:r>
-              <w:rPr>
-                <w:rFonts w:hint="eastAsia" w:ascii="Times New Roman" w:hAnsi="Times New Roman" w:eastAsia="Times New Roman" w:cs="Times New Roman"/>
-              </w:rPr>
-              <w:t>BST4</w:t>
-            </w:r>
-            <w:r>
-              <w:rPr>
                 <w:rFonts w:hint="eastAsia" w:ascii="Times New Roman" w:hAnsi="Times New Roman" w:eastAsia="FangSong" w:cs="Times New Roman"/>
               </w:rPr>
-              <w:t>强化二</w:t>
-            </w:r>
-            <w:r>
-              <w:rPr>
-                <w:rFonts w:ascii="Times New Roman" w:hAnsi="Times New Roman" w:eastAsia="Times New Roman" w:cs="Times New Roman"/>
-              </w:rPr>
-              <w:t xml:space="preserve"> </w:t>
-            </w:r>
-            <w:r>
-              <w:rPr>
-                <w:rFonts w:hint="eastAsia" w:ascii="Times New Roman" w:hAnsi="Times New Roman" w:eastAsia="FangSong" w:cs="Times New Roman"/>
-              </w:rPr>
-              <w:t>第</w:t>
-            </w:r>
-            <w:r>
-              <w:rPr>
-                <w:rFonts w:hint="eastAsia" w:ascii="Times New Roman" w:hAnsi="Times New Roman" w:eastAsia="Times New Roman" w:cs="Times New Roman"/>
-              </w:rPr>
-              <w:t>4</w:t>
-            </w:r>
-            <w:r>
-              <w:rPr>
-                <w:rFonts w:hint="eastAsia" w:ascii="Times New Roman" w:hAnsi="Times New Roman" w:eastAsia="FangSong" w:cs="Times New Roman"/>
-              </w:rPr>
-              <w:t>题</w:t>
+              <w:t xml:space="preserve">北斗学友</w:t>
             </w:r>
           </w:p>
         </w:tc>
@@ -40879,7 +40622,7 @@
               <w:rPr>
                 <w:rFonts w:ascii="Times New Roman" w:hAnsi="Times New Roman" w:eastAsia="Times New Roman" w:cs="Times New Roman"/>
               </w:rPr>
-              <w:t xml:space="preserve">4</w:t>
+              <w:t xml:space="preserve">⭐⭐⭐⭐</w:t>
             </w:r>
           </w:p>
         </w:tc>
@@ -40912,6 +40655,27 @@
                 <w:rFonts w:ascii="Times New Roman" w:hAnsi="Times New Roman" w:eastAsia="Times New Roman" w:cs="Times New Roman"/>
               </w:rPr>
               <w:t xml:space="preserve">15</w:t>
+            </w:r>
+          </w:p>
+        </w:tc>
+        <w:tc>
+          <w:tcPr/>
+          <w:p>
+            <w:pPr>
+              <w:pStyle w:val="Compact"/>
+              <w:jc w:val="center"/>
+            </w:pPr>
+            <w:r>
+              <w:rPr>
+                <w:rFonts w:hint="eastAsia" w:ascii="Times New Roman" w:hAnsi="Times New Roman" w:eastAsia="Times New Roman" w:cs="Times New Roman"/>
+              </w:rPr>
+              <w:t>pH</w:t>
+            </w:r>
+            <w:r>
+              <w:rPr>
+                <w:rFonts w:hint="eastAsia" w:ascii="Times New Roman" w:hAnsi="Times New Roman" w:eastAsia="FangSong" w:cs="Times New Roman"/>
+              </w:rPr>
+              <w:t>图综合</w:t>
             </w:r>
           </w:p>
         </w:tc>
@@ -40975,45 +40739,9 @@
             </w:pPr>
             <w:r>
               <w:rPr>
-                <w:rFonts w:ascii="Times New Roman" w:hAnsi="Times New Roman" w:eastAsia="Times New Roman" w:cs="Times New Roman"/>
-              </w:rPr>
-              <w:t xml:space="preserve">2017 </w:t>
-            </w:r>
-            <w:r>
-              <w:rPr>
-                <w:rFonts w:hint="eastAsia" w:ascii="Times New Roman" w:hAnsi="Times New Roman" w:eastAsia="Times New Roman" w:cs="Times New Roman"/>
-              </w:rPr>
-              <w:t>BST6</w:t>
-            </w:r>
-            <w:r>
-              <w:rPr>
                 <w:rFonts w:hint="eastAsia" w:ascii="Times New Roman" w:hAnsi="Times New Roman" w:eastAsia="FangSong" w:cs="Times New Roman"/>
               </w:rPr>
-              <w:t>冲刺一</w:t>
-            </w:r>
-            <w:r>
-              <w:rPr>
-                <w:rFonts w:ascii="Times New Roman" w:hAnsi="Times New Roman" w:eastAsia="Times New Roman" w:cs="Times New Roman"/>
-              </w:rPr>
-              <w:t xml:space="preserve"> </w:t>
-            </w:r>
-            <w:r>
-              <w:rPr>
-                <w:rFonts w:hint="eastAsia" w:ascii="Times New Roman" w:hAnsi="Times New Roman" w:eastAsia="FangSong" w:cs="Times New Roman"/>
-              </w:rPr>
-              <w:t>第</w:t>
-            </w:r>
-            <w:r>
-              <w:rPr>
-                <w:rFonts w:hint="eastAsia" w:ascii="Times New Roman" w:hAnsi="Times New Roman" w:eastAsia="Times New Roman" w:cs="Times New Roman"/>
-              </w:rPr>
-              <w:t>7</w:t>
-            </w:r>
-            <w:r>
-              <w:rPr>
-                <w:rFonts w:hint="eastAsia" w:ascii="Times New Roman" w:hAnsi="Times New Roman" w:eastAsia="FangSong" w:cs="Times New Roman"/>
-              </w:rPr>
-              <w:t>题</w:t>
+              <w:t xml:space="preserve">北斗学友</w:t>
             </w:r>
           </w:p>
         </w:tc>
@@ -41043,7 +40771,7 @@
               <w:rPr>
                 <w:rFonts w:ascii="Times New Roman" w:hAnsi="Times New Roman" w:eastAsia="Times New Roman" w:cs="Times New Roman"/>
               </w:rPr>
-              <w:t xml:space="preserve">5</w:t>
+              <w:t xml:space="preserve">⭐⭐⭐⭐⭐</w:t>
             </w:r>
           </w:p>
         </w:tc>
@@ -41076,6 +40804,21 @@
                 <w:rFonts w:ascii="Times New Roman" w:hAnsi="Times New Roman" w:eastAsia="Times New Roman" w:cs="Times New Roman"/>
               </w:rPr>
               <w:t xml:space="preserve">16</w:t>
+            </w:r>
+          </w:p>
+        </w:tc>
+        <w:tc>
+          <w:tcPr/>
+          <w:p>
+            <w:pPr>
+              <w:pStyle w:val="Compact"/>
+              <w:jc w:val="center"/>
+            </w:pPr>
+            <w:r>
+              <w:rPr>
+                <w:rFonts w:hint="eastAsia" w:ascii="Times New Roman" w:hAnsi="Times New Roman" w:eastAsia="FangSong" w:cs="Times New Roman"/>
+              </w:rPr>
+              <w:t xml:space="preserve">平行反应温度选择</w:t>
             </w:r>
           </w:p>
         </w:tc>
@@ -41139,45 +40882,9 @@
             </w:pPr>
             <w:r>
               <w:rPr>
-                <w:rFonts w:ascii="Times New Roman" w:hAnsi="Times New Roman" w:eastAsia="Times New Roman" w:cs="Times New Roman"/>
-              </w:rPr>
-              <w:t xml:space="preserve">2015 </w:t>
-            </w:r>
-            <w:r>
-              <w:rPr>
-                <w:rFonts w:hint="eastAsia" w:ascii="Times New Roman" w:hAnsi="Times New Roman" w:eastAsia="Times New Roman" w:cs="Times New Roman"/>
-              </w:rPr>
-              <w:t>BST7</w:t>
-            </w:r>
-            <w:r>
-              <w:rPr>
                 <w:rFonts w:hint="eastAsia" w:ascii="Times New Roman" w:hAnsi="Times New Roman" w:eastAsia="FangSong" w:cs="Times New Roman"/>
               </w:rPr>
-              <w:t>押题二</w:t>
-            </w:r>
-            <w:r>
-              <w:rPr>
-                <w:rFonts w:ascii="Times New Roman" w:hAnsi="Times New Roman" w:eastAsia="Times New Roman" w:cs="Times New Roman"/>
-              </w:rPr>
-              <w:t xml:space="preserve"> </w:t>
-            </w:r>
-            <w:r>
-              <w:rPr>
-                <w:rFonts w:hint="eastAsia" w:ascii="Times New Roman" w:hAnsi="Times New Roman" w:eastAsia="FangSong" w:cs="Times New Roman"/>
-              </w:rPr>
-              <w:t>第</w:t>
-            </w:r>
-            <w:r>
-              <w:rPr>
-                <w:rFonts w:hint="eastAsia" w:ascii="Times New Roman" w:hAnsi="Times New Roman" w:eastAsia="Times New Roman" w:cs="Times New Roman"/>
-              </w:rPr>
-              <w:t>7</w:t>
-            </w:r>
-            <w:r>
-              <w:rPr>
-                <w:rFonts w:hint="eastAsia" w:ascii="Times New Roman" w:hAnsi="Times New Roman" w:eastAsia="FangSong" w:cs="Times New Roman"/>
-              </w:rPr>
-              <w:t>题</w:t>
+              <w:t xml:space="preserve">北斗学友</w:t>
             </w:r>
           </w:p>
         </w:tc>
@@ -41207,7 +40914,7 @@
               <w:rPr>
                 <w:rFonts w:ascii="Times New Roman" w:hAnsi="Times New Roman" w:eastAsia="Times New Roman" w:cs="Times New Roman"/>
               </w:rPr>
-              <w:t xml:space="preserve">4</w:t>
+              <w:t xml:space="preserve">⭐⭐⭐⭐</w:t>
             </w:r>
           </w:p>
         </w:tc>

--- a/00-首页/题组Word/初赛模拟卷/初赛模拟卷II（非有机·答案版）.docx
+++ b/00-首页/题组Word/初赛模拟卷/初赛模拟卷II（非有机·答案版）.docx
@@ -38425,7 +38425,7 @@
     <w:tbl>
       <w:tblPr>
         <w:tblStyle w:val="Table"/>
-        <w:tblW w:type="pct" w:w="5000"/>
+        <w:tblW w:type="dxa" w:w="9411"/>
         <w:tblLayout w:type="fixed"/>
         <w:tblLook w:firstRow="1" w:lastRow="0" w:firstColumn="0" w:lastColumn="0" w:noHBand="0" w:noVBand="0" w:val="0020"/>
         <w:jc w:val="center"/>
@@ -38439,13 +38439,13 @@
         </w:tblBorders>
       </w:tblPr>
       <w:tblGrid>
-        <w:gridCol w:w="1277"/>
-        <w:gridCol w:w="766"/>
-        <w:gridCol w:w="766"/>
-        <w:gridCol w:w="1277"/>
-        <w:gridCol w:w="1277"/>
-        <w:gridCol w:w="1277"/>
-        <w:gridCol w:w="1277"/>
+        <w:gridCol w:w="737"/>
+        <w:gridCol w:w="2199"/>
+        <w:gridCol w:w="3061"/>
+        <w:gridCol w:w="805"/>
+        <w:gridCol w:w="963"/>
+        <w:gridCol w:w="992"/>
+        <w:gridCol w:w="651"/>
       </w:tblGrid>
       <w:tr>
         <w:trPr>
